--- a/02. Hồ sơ khoa học đề cương - MẪU/06. BB họp thông qua đề cương.docx
+++ b/02. Hồ sơ khoa học đề cương - MẪU/06. BB họp thông qua đề cương.docx
@@ -387,7 +387,7 @@
           <w:szCs w:val="28"/>
           <w:lang w:val="pt-PT"/>
         </w:rPr>
-        <w:t xml:space="preserve">V/v: </w:t>
+        <w:t>V/v: XÉT DUYỆT ĐỀ CƯƠNG ĐỀ TÀI NCKH NĂM {{NAM}}</w:t>
       </w:r>
       <w:r>
         <w:rPr>
@@ -396,7 +396,6 @@
           <w:szCs w:val="28"/>
           <w:lang w:val="pt-PT"/>
         </w:rPr>
-        <w:t>XÉT DUYỆT</w:t>
       </w:r>
       <w:r>
         <w:rPr>
@@ -405,7 +404,6 @@
           <w:szCs w:val="28"/>
           <w:lang w:val="pt-PT"/>
         </w:rPr>
-        <w:t xml:space="preserve"> ĐỀ CƯƠN</w:t>
       </w:r>
       <w:r>
         <w:rPr>
@@ -414,7 +412,6 @@
           <w:szCs w:val="28"/>
           <w:lang w:val="pt-PT"/>
         </w:rPr>
-        <w:t xml:space="preserve">G ĐỀ TÀI NCKH NĂM </w:t>
       </w:r>
       <w:r>
         <w:rPr>
@@ -423,7 +420,6 @@
           <w:szCs w:val="28"/>
           <w:lang w:val="pt-PT"/>
         </w:rPr>
-        <w:t>2024</w:t>
       </w:r>
     </w:p>
     <w:p>
@@ -454,23 +450,21 @@
           <w:szCs w:val="28"/>
           <w:lang w:val="fr-FR"/>
         </w:rPr>
-        <w:t>1</w:t>
-      </w:r>
-      <w:r>
-        <w:rPr>
-          <w:sz w:val="28"/>
-          <w:szCs w:val="28"/>
-          <w:lang w:val="fr-FR"/>
-        </w:rPr>
-        <w:t>.</w:t>
-      </w:r>
-      <w:r>
-        <w:rPr>
-          <w:sz w:val="28"/>
-          <w:szCs w:val="28"/>
-          <w:lang w:val="fr-FR"/>
-        </w:rPr>
-        <w:t xml:space="preserve"> </w:t>
+        <w:t>1. Tên đề tài nghiên cứu khoa học: {{TEN_DE_TAI}}.</w:t>
+      </w:r>
+      <w:r>
+        <w:rPr>
+          <w:sz w:val="28"/>
+          <w:szCs w:val="28"/>
+          <w:lang w:val="fr-FR"/>
+        </w:rPr>
+      </w:r>
+      <w:r>
+        <w:rPr>
+          <w:sz w:val="28"/>
+          <w:szCs w:val="28"/>
+          <w:lang w:val="fr-FR"/>
+        </w:rPr>
       </w:r>
       <w:r>
         <w:rPr>
@@ -479,7 +473,6 @@
           <w:szCs w:val="28"/>
           <w:lang w:val="fr-FR"/>
         </w:rPr>
-        <w:t>Tên</w:t>
       </w:r>
       <w:r>
         <w:rPr>
@@ -488,30 +481,26 @@
           <w:szCs w:val="28"/>
           <w:lang w:val="fr-FR"/>
         </w:rPr>
-        <w:t xml:space="preserve"> đề tài nghiên cứu khoa học:</w:t>
-      </w:r>
-      <w:r>
-        <w:rPr>
-          <w:sz w:val="28"/>
-          <w:szCs w:val="28"/>
-          <w:lang w:val="fr-FR"/>
-        </w:rPr>
-        <w:t xml:space="preserve"> </w:t>
-      </w:r>
-      <w:r>
-        <w:rPr>
-          <w:sz w:val="28"/>
-          <w:szCs w:val="28"/>
-        </w:rPr>
-        <w:t>Đánh giá hiệu quả sản phẩm sữa dinh dưỡng pha sẵn KUN DOCTOR COLOSTRUM lên tình trạng dinh dưỡng, miễn dịch, tiêu hóa và giấc ngủ của trẻ từ 24 đến 72 tháng tuổi</w:t>
-      </w:r>
-      <w:r>
-        <w:rPr>
-          <w:sz w:val="28"/>
-          <w:szCs w:val="28"/>
-          <w:lang w:val="vi-VN"/>
-        </w:rPr>
-        <w:t>.</w:t>
+      </w:r>
+      <w:r>
+        <w:rPr>
+          <w:sz w:val="28"/>
+          <w:szCs w:val="28"/>
+          <w:lang w:val="fr-FR"/>
+        </w:rPr>
+      </w:r>
+      <w:r>
+        <w:rPr>
+          <w:sz w:val="28"/>
+          <w:szCs w:val="28"/>
+        </w:rPr>
+      </w:r>
+      <w:r>
+        <w:rPr>
+          <w:sz w:val="28"/>
+          <w:szCs w:val="28"/>
+          <w:lang w:val="vi-VN"/>
+        </w:rPr>
       </w:r>
     </w:p>
     <w:p>
@@ -546,15 +535,14 @@
           <w:szCs w:val="28"/>
           <w:lang w:val="fr-FR"/>
         </w:rPr>
-        <w:t>2.</w:t>
-      </w:r>
-      <w:r>
-        <w:rPr>
-          <w:sz w:val="28"/>
-          <w:szCs w:val="28"/>
-          <w:lang w:val="fr-FR"/>
-        </w:rPr>
-        <w:t xml:space="preserve"> </w:t>
+        <w:t>2. Hội đồng Khoa học xét duyệt đề cương đề tài NCKH năm {{NAM}} được thành lập theo quyết định số      /QĐ-YHUD/{{NAM}}, ngày      /      /{{NAM}} của Viện trưởng Viện Y học ứng dụng Việt Nam.</w:t>
+      </w:r>
+      <w:r>
+        <w:rPr>
+          <w:sz w:val="28"/>
+          <w:szCs w:val="28"/>
+          <w:lang w:val="fr-FR"/>
+        </w:rPr>
       </w:r>
       <w:r>
         <w:rPr>
@@ -563,167 +551,146 @@
           <w:szCs w:val="28"/>
           <w:lang w:val="fr-FR"/>
         </w:rPr>
-        <w:t xml:space="preserve">Hội đồng Khoa học </w:t>
-      </w:r>
-      <w:r>
-        <w:rPr>
-          <w:sz w:val="28"/>
-          <w:szCs w:val="28"/>
-          <w:lang w:val="fr-FR"/>
-        </w:rPr>
-        <w:t>xét duyệt</w:t>
-      </w:r>
-      <w:r>
-        <w:rPr>
-          <w:sz w:val="28"/>
-          <w:szCs w:val="28"/>
-          <w:lang w:val="fr-FR"/>
-        </w:rPr>
-        <w:t xml:space="preserve"> đề cương</w:t>
-      </w:r>
-      <w:r>
-        <w:rPr>
-          <w:sz w:val="28"/>
-          <w:szCs w:val="28"/>
-          <w:lang w:val="fr-FR"/>
-        </w:rPr>
-        <w:t xml:space="preserve"> đề tài NCKH năm </w:t>
-      </w:r>
-      <w:r>
-        <w:rPr>
-          <w:sz w:val="28"/>
-          <w:szCs w:val="28"/>
-          <w:lang w:val="fr-FR"/>
-        </w:rPr>
-        <w:t>2024</w:t>
-      </w:r>
-      <w:r>
-        <w:rPr>
-          <w:sz w:val="28"/>
-          <w:szCs w:val="28"/>
-          <w:lang w:val="fr-FR"/>
-        </w:rPr>
-        <w:t xml:space="preserve"> </w:t>
-      </w:r>
-      <w:r>
-        <w:rPr>
-          <w:sz w:val="28"/>
-          <w:szCs w:val="28"/>
-          <w:lang w:val="fr-FR"/>
-        </w:rPr>
-        <w:t xml:space="preserve">được thành lập theo quyết định số </w:t>
-      </w:r>
-      <w:r>
-        <w:rPr>
-          <w:sz w:val="28"/>
-          <w:szCs w:val="28"/>
-          <w:lang w:val="vi-VN"/>
-        </w:rPr>
-        <w:t xml:space="preserve">     </w:t>
-      </w:r>
-      <w:r>
-        <w:rPr>
-          <w:sz w:val="28"/>
-          <w:szCs w:val="28"/>
-          <w:lang w:val="fr-FR"/>
-        </w:rPr>
-        <w:t>/QĐ-</w:t>
-      </w:r>
-      <w:r>
-        <w:rPr>
-          <w:sz w:val="28"/>
-          <w:szCs w:val="28"/>
-          <w:lang w:val="fr-FR"/>
-        </w:rPr>
-        <w:t>YHUD</w:t>
-      </w:r>
-      <w:r>
-        <w:rPr>
-          <w:sz w:val="28"/>
-          <w:szCs w:val="28"/>
-          <w:lang w:val="fr-FR"/>
-        </w:rPr>
-        <w:t>/</w:t>
-      </w:r>
-      <w:r>
-        <w:rPr>
-          <w:sz w:val="28"/>
-          <w:szCs w:val="28"/>
-          <w:lang w:val="fr-FR"/>
-        </w:rPr>
-        <w:t>2024</w:t>
-      </w:r>
-      <w:r>
-        <w:rPr>
-          <w:sz w:val="28"/>
-          <w:szCs w:val="28"/>
-          <w:lang w:val="fr-FR"/>
-        </w:rPr>
-        <w:t xml:space="preserve">, ngày </w:t>
-      </w:r>
-      <w:r>
-        <w:rPr>
-          <w:sz w:val="28"/>
-          <w:szCs w:val="28"/>
-          <w:lang w:val="vi-VN"/>
-        </w:rPr>
-        <w:t xml:space="preserve">     </w:t>
-      </w:r>
-      <w:r>
-        <w:rPr>
-          <w:sz w:val="28"/>
-          <w:szCs w:val="28"/>
-          <w:lang w:val="fr-FR"/>
-        </w:rPr>
-        <w:t>/</w:t>
-      </w:r>
-      <w:r>
-        <w:rPr>
-          <w:sz w:val="28"/>
-          <w:szCs w:val="28"/>
-          <w:lang w:val="vi-VN"/>
-        </w:rPr>
-        <w:t xml:space="preserve">      </w:t>
-      </w:r>
-      <w:r>
-        <w:rPr>
-          <w:sz w:val="28"/>
-          <w:szCs w:val="28"/>
-          <w:lang w:val="fr-FR"/>
-        </w:rPr>
-        <w:t>/</w:t>
-      </w:r>
-      <w:r>
-        <w:rPr>
-          <w:sz w:val="28"/>
-          <w:szCs w:val="28"/>
-          <w:lang w:val="fr-FR"/>
-        </w:rPr>
-        <w:t>2024</w:t>
-      </w:r>
-      <w:r>
-        <w:rPr>
-          <w:sz w:val="28"/>
-          <w:szCs w:val="28"/>
-          <w:lang w:val="fr-FR"/>
-        </w:rPr>
-        <w:t xml:space="preserve"> của </w:t>
-      </w:r>
-      <w:r>
-        <w:rPr>
-          <w:sz w:val="28"/>
-          <w:szCs w:val="28"/>
-          <w:lang w:val="fr-FR"/>
-        </w:rPr>
-        <w:t>Viện trưởng Viện Y học ứng dụng Việt Nam</w:t>
-      </w:r>
-      <w:r>
-        <w:rPr>
-          <w:sz w:val="28"/>
-          <w:szCs w:val="28"/>
-          <w:lang w:val="fr-FR"/>
-        </w:rPr>
-        <w:t>.</w:t>
+      </w:r>
+      <w:r>
+        <w:rPr>
+          <w:sz w:val="28"/>
+          <w:szCs w:val="28"/>
+          <w:lang w:val="fr-FR"/>
+        </w:rPr>
+      </w:r>
+      <w:r>
+        <w:rPr>
+          <w:sz w:val="28"/>
+          <w:szCs w:val="28"/>
+          <w:lang w:val="fr-FR"/>
+        </w:rPr>
+      </w:r>
+      <w:r>
+        <w:rPr>
+          <w:sz w:val="28"/>
+          <w:szCs w:val="28"/>
+          <w:lang w:val="fr-FR"/>
+        </w:rPr>
+      </w:r>
+      <w:r>
+        <w:rPr>
+          <w:sz w:val="28"/>
+          <w:szCs w:val="28"/>
+          <w:lang w:val="fr-FR"/>
+        </w:rPr>
+      </w:r>
+      <w:r>
+        <w:rPr>
+          <w:sz w:val="28"/>
+          <w:szCs w:val="28"/>
+          <w:lang w:val="fr-FR"/>
+        </w:rPr>
+      </w:r>
+      <w:r>
+        <w:rPr>
+          <w:sz w:val="28"/>
+          <w:szCs w:val="28"/>
+          <w:lang w:val="fr-FR"/>
+        </w:rPr>
+      </w:r>
+      <w:r>
+        <w:rPr>
+          <w:sz w:val="28"/>
+          <w:szCs w:val="28"/>
+          <w:lang w:val="vi-VN"/>
+        </w:rPr>
+      </w:r>
+      <w:r>
+        <w:rPr>
+          <w:sz w:val="28"/>
+          <w:szCs w:val="28"/>
+          <w:lang w:val="fr-FR"/>
+        </w:rPr>
+      </w:r>
+      <w:r>
+        <w:rPr>
+          <w:sz w:val="28"/>
+          <w:szCs w:val="28"/>
+          <w:lang w:val="fr-FR"/>
+        </w:rPr>
+      </w:r>
+      <w:r>
+        <w:rPr>
+          <w:sz w:val="28"/>
+          <w:szCs w:val="28"/>
+          <w:lang w:val="fr-FR"/>
+        </w:rPr>
+      </w:r>
+      <w:r>
+        <w:rPr>
+          <w:sz w:val="28"/>
+          <w:szCs w:val="28"/>
+          <w:lang w:val="fr-FR"/>
+        </w:rPr>
+      </w:r>
+      <w:r>
+        <w:rPr>
+          <w:sz w:val="28"/>
+          <w:szCs w:val="28"/>
+          <w:lang w:val="fr-FR"/>
+        </w:rPr>
+      </w:r>
+      <w:r>
+        <w:rPr>
+          <w:sz w:val="28"/>
+          <w:szCs w:val="28"/>
+          <w:lang w:val="vi-VN"/>
+        </w:rPr>
+      </w:r>
+      <w:r>
+        <w:rPr>
+          <w:sz w:val="28"/>
+          <w:szCs w:val="28"/>
+          <w:lang w:val="fr-FR"/>
+        </w:rPr>
+      </w:r>
+      <w:r>
+        <w:rPr>
+          <w:sz w:val="28"/>
+          <w:szCs w:val="28"/>
+          <w:lang w:val="vi-VN"/>
+        </w:rPr>
+      </w:r>
+      <w:r>
+        <w:rPr>
+          <w:sz w:val="28"/>
+          <w:szCs w:val="28"/>
+          <w:lang w:val="fr-FR"/>
+        </w:rPr>
+      </w:r>
+      <w:r>
+        <w:rPr>
+          <w:sz w:val="28"/>
+          <w:szCs w:val="28"/>
+          <w:lang w:val="fr-FR"/>
+        </w:rPr>
+      </w:r>
+      <w:r>
+        <w:rPr>
+          <w:sz w:val="28"/>
+          <w:szCs w:val="28"/>
+          <w:lang w:val="fr-FR"/>
+        </w:rPr>
+      </w:r>
+      <w:r>
+        <w:rPr>
+          <w:sz w:val="28"/>
+          <w:szCs w:val="28"/>
+          <w:lang w:val="fr-FR"/>
+        </w:rPr>
+      </w:r>
+      <w:r>
+        <w:rPr>
+          <w:sz w:val="28"/>
+          <w:szCs w:val="28"/>
+          <w:lang w:val="fr-FR"/>
+        </w:rPr>
       </w:r>
     </w:p>
     <w:p>
@@ -744,15 +711,14 @@
           <w:szCs w:val="28"/>
           <w:lang w:val="fr-FR"/>
         </w:rPr>
-        <w:t>3</w:t>
-      </w:r>
-      <w:r>
-        <w:rPr>
-          <w:sz w:val="28"/>
-          <w:szCs w:val="28"/>
-          <w:lang w:val="fr-FR"/>
-        </w:rPr>
-        <w:t xml:space="preserve">. </w:t>
+        <w:t>3. Ngày họp Hội đồng : ngày       tháng        năm {{NAM}}</w:t>
+      </w:r>
+      <w:r>
+        <w:rPr>
+          <w:sz w:val="28"/>
+          <w:szCs w:val="28"/>
+          <w:lang w:val="fr-FR"/>
+        </w:rPr>
       </w:r>
       <w:r>
         <w:rPr>
@@ -761,71 +727,62 @@
           <w:szCs w:val="28"/>
           <w:lang w:val="fr-FR"/>
         </w:rPr>
-        <w:t xml:space="preserve">Ngày họp Hội đồng : </w:t>
-      </w:r>
-      <w:r>
-        <w:rPr>
-          <w:sz w:val="28"/>
-          <w:szCs w:val="28"/>
-          <w:lang w:val="fr-FR"/>
-        </w:rPr>
-        <w:t xml:space="preserve">ngày </w:t>
-      </w:r>
-      <w:r>
-        <w:rPr>
-          <w:sz w:val="28"/>
-          <w:szCs w:val="28"/>
-          <w:lang w:val="vi-VN"/>
-        </w:rPr>
-        <w:t xml:space="preserve">     </w:t>
-      </w:r>
-      <w:r>
-        <w:rPr>
-          <w:sz w:val="28"/>
-          <w:szCs w:val="28"/>
-          <w:lang w:val="vi-VN"/>
-        </w:rPr>
-        <w:t xml:space="preserve"> </w:t>
-      </w:r>
-      <w:r>
-        <w:rPr>
-          <w:sz w:val="28"/>
-          <w:szCs w:val="28"/>
-          <w:lang w:val="fr-FR"/>
-        </w:rPr>
-        <w:t xml:space="preserve">tháng </w:t>
-      </w:r>
-      <w:r>
-        <w:rPr>
-          <w:sz w:val="28"/>
-          <w:szCs w:val="28"/>
-          <w:lang w:val="vi-VN"/>
-        </w:rPr>
-        <w:t xml:space="preserve">      </w:t>
-      </w:r>
-      <w:r>
-        <w:rPr>
-          <w:sz w:val="28"/>
-          <w:szCs w:val="28"/>
-          <w:lang w:val="vi-VN"/>
-        </w:rPr>
-        <w:t xml:space="preserve"> </w:t>
-      </w:r>
-      <w:r>
-        <w:rPr>
-          <w:sz w:val="28"/>
-          <w:szCs w:val="28"/>
-          <w:lang w:val="fr-FR"/>
-        </w:rPr>
-        <w:t xml:space="preserve">năm </w:t>
-      </w:r>
-      <w:r>
-        <w:rPr>
-          <w:sz w:val="28"/>
-          <w:szCs w:val="28"/>
-          <w:lang w:val="fr-FR"/>
-        </w:rPr>
-        <w:t>2024</w:t>
+      </w:r>
+      <w:r>
+        <w:rPr>
+          <w:sz w:val="28"/>
+          <w:szCs w:val="28"/>
+          <w:lang w:val="fr-FR"/>
+        </w:rPr>
+      </w:r>
+      <w:r>
+        <w:rPr>
+          <w:sz w:val="28"/>
+          <w:szCs w:val="28"/>
+          <w:lang w:val="vi-VN"/>
+        </w:rPr>
+      </w:r>
+      <w:r>
+        <w:rPr>
+          <w:sz w:val="28"/>
+          <w:szCs w:val="28"/>
+          <w:lang w:val="vi-VN"/>
+        </w:rPr>
+      </w:r>
+      <w:r>
+        <w:rPr>
+          <w:sz w:val="28"/>
+          <w:szCs w:val="28"/>
+          <w:lang w:val="fr-FR"/>
+        </w:rPr>
+      </w:r>
+      <w:r>
+        <w:rPr>
+          <w:sz w:val="28"/>
+          <w:szCs w:val="28"/>
+          <w:lang w:val="vi-VN"/>
+        </w:rPr>
+      </w:r>
+      <w:r>
+        <w:rPr>
+          <w:sz w:val="28"/>
+          <w:szCs w:val="28"/>
+          <w:lang w:val="vi-VN"/>
+        </w:rPr>
+      </w:r>
+      <w:r>
+        <w:rPr>
+          <w:sz w:val="28"/>
+          <w:szCs w:val="28"/>
+          <w:lang w:val="fr-FR"/>
+        </w:rPr>
+      </w:r>
+      <w:r>
+        <w:rPr>
+          <w:sz w:val="28"/>
+          <w:szCs w:val="28"/>
+          <w:lang w:val="fr-FR"/>
+        </w:rPr>
       </w:r>
     </w:p>
     <w:p>
@@ -1200,7 +1157,7 @@
           <w:szCs w:val="28"/>
           <w:lang w:val="fr-FR"/>
         </w:rPr>
-        <w:t>I</w:t>
+        <w:t>I. Công bố quyết định số       /QĐ-YHUD/{{NAM}} ngày     /     /{{NAM}} của Viện trưởng Viện Y học ứng dụng Việt Nam về việc thành lập Hội đồng Khoa học xét duyệt đề cương đề tài nghiên cứu khoa học năm {{NAM}}.</w:t>
       </w:r>
       <w:r>
         <w:rPr>
@@ -1213,7 +1170,6 @@
           <w:szCs w:val="28"/>
           <w:lang w:val="fr-FR"/>
         </w:rPr>
-        <w:t>.</w:t>
       </w:r>
       <w:r>
         <w:rPr>
@@ -1226,7 +1182,6 @@
           <w:szCs w:val="28"/>
           <w:lang w:val="fr-FR"/>
         </w:rPr>
-        <w:t xml:space="preserve"> </w:t>
       </w:r>
       <w:r>
         <w:rPr>
@@ -1237,7 +1192,6 @@
           <w:szCs w:val="28"/>
           <w:lang w:val="fr-FR"/>
         </w:rPr>
-        <w:t xml:space="preserve">Công bố quyết định </w:t>
       </w:r>
       <w:r>
         <w:rPr>
@@ -1249,7 +1203,6 @@
           <w:szCs w:val="28"/>
           <w:lang w:val="fr-FR"/>
         </w:rPr>
-        <w:t xml:space="preserve">số </w:t>
       </w:r>
       <w:r>
         <w:rPr>
@@ -1261,7 +1214,6 @@
           <w:szCs w:val="28"/>
           <w:lang w:val="vi-VN"/>
         </w:rPr>
-        <w:t xml:space="preserve">      </w:t>
       </w:r>
       <w:r>
         <w:rPr>
@@ -1272,7 +1224,6 @@
           <w:szCs w:val="28"/>
           <w:lang w:val="fr-FR"/>
         </w:rPr>
-        <w:t>/QĐ-</w:t>
       </w:r>
       <w:r>
         <w:rPr>
@@ -1283,7 +1234,6 @@
           <w:szCs w:val="28"/>
           <w:lang w:val="fr-FR"/>
         </w:rPr>
-        <w:t>YHUD</w:t>
       </w:r>
       <w:r>
         <w:rPr>
@@ -1294,7 +1244,6 @@
           <w:szCs w:val="28"/>
           <w:lang w:val="fr-FR"/>
         </w:rPr>
-        <w:t>/</w:t>
       </w:r>
       <w:r>
         <w:rPr>
@@ -1305,7 +1254,6 @@
           <w:szCs w:val="28"/>
           <w:lang w:val="fr-FR"/>
         </w:rPr>
-        <w:t>2024</w:t>
       </w:r>
       <w:r>
         <w:rPr>
@@ -1316,7 +1264,6 @@
           <w:szCs w:val="28"/>
           <w:lang w:val="fr-FR"/>
         </w:rPr>
-        <w:t xml:space="preserve"> ngày </w:t>
       </w:r>
       <w:r>
         <w:rPr>
@@ -1327,7 +1274,6 @@
           <w:szCs w:val="28"/>
           <w:lang w:val="vi-VN"/>
         </w:rPr>
-        <w:t xml:space="preserve">    </w:t>
       </w:r>
       <w:r>
         <w:rPr>
@@ -1340,7 +1286,6 @@
           <w:szCs w:val="28"/>
           <w:lang w:val="fr-FR"/>
         </w:rPr>
-        <w:t>/</w:t>
       </w:r>
       <w:r>
         <w:rPr>
@@ -1353,7 +1298,6 @@
           <w:szCs w:val="28"/>
           <w:lang w:val="vi-VN"/>
         </w:rPr>
-        <w:t xml:space="preserve">     </w:t>
       </w:r>
       <w:r>
         <w:rPr>
@@ -1365,7 +1309,6 @@
           <w:szCs w:val="28"/>
           <w:lang w:val="fr-FR"/>
         </w:rPr>
-        <w:t>/</w:t>
       </w:r>
       <w:r>
         <w:rPr>
@@ -1377,7 +1320,6 @@
           <w:szCs w:val="28"/>
           <w:lang w:val="fr-FR"/>
         </w:rPr>
-        <w:t>2024</w:t>
       </w:r>
       <w:r>
         <w:rPr>
@@ -1388,7 +1330,6 @@
           <w:szCs w:val="28"/>
           <w:lang w:val="fr-FR"/>
         </w:rPr>
-        <w:t xml:space="preserve"> của </w:t>
       </w:r>
       <w:r>
         <w:rPr>
@@ -1399,7 +1340,6 @@
           <w:szCs w:val="28"/>
           <w:lang w:val="fr-FR"/>
         </w:rPr>
-        <w:t>Viện trưởng Viện Y học ứng dụng Việt Nam</w:t>
       </w:r>
       <w:r>
         <w:rPr>
@@ -1410,7 +1350,6 @@
           <w:szCs w:val="28"/>
           <w:lang w:val="fr-FR"/>
         </w:rPr>
-        <w:t xml:space="preserve"> về việc </w:t>
       </w:r>
       <w:r>
         <w:rPr>
@@ -1421,7 +1360,6 @@
           <w:szCs w:val="28"/>
           <w:lang w:val="fr-FR"/>
         </w:rPr>
-        <w:t>thành lập Hội đồng Khoa học xét duyệt</w:t>
       </w:r>
       <w:r>
         <w:rPr>
@@ -1432,7 +1370,6 @@
           <w:szCs w:val="28"/>
           <w:lang w:val="fr-FR"/>
         </w:rPr>
-        <w:t xml:space="preserve"> đề cương đề tài nghiên cứu kho</w:t>
       </w:r>
       <w:r>
         <w:rPr>
@@ -1443,7 +1380,6 @@
           <w:szCs w:val="28"/>
           <w:lang w:val="fr-FR"/>
         </w:rPr>
-        <w:t>a</w:t>
       </w:r>
       <w:r>
         <w:rPr>
@@ -1454,7 +1390,6 @@
           <w:szCs w:val="28"/>
           <w:lang w:val="fr-FR"/>
         </w:rPr>
-        <w:t xml:space="preserve"> h</w:t>
       </w:r>
       <w:r>
         <w:rPr>
@@ -1465,7 +1400,6 @@
           <w:szCs w:val="28"/>
           <w:lang w:val="fr-FR"/>
         </w:rPr>
-        <w:t xml:space="preserve">ọc năm </w:t>
       </w:r>
       <w:r>
         <w:rPr>
@@ -1476,7 +1410,6 @@
           <w:szCs w:val="28"/>
           <w:lang w:val="fr-FR"/>
         </w:rPr>
-        <w:t>2024</w:t>
       </w:r>
       <w:r>
         <w:rPr>
@@ -1487,7 +1420,6 @@
           <w:szCs w:val="28"/>
           <w:lang w:val="fr-FR"/>
         </w:rPr>
-        <w:t>.</w:t>
       </w:r>
     </w:p>
     <w:p>
@@ -6867,7 +6799,7 @@
           <w:i/>
           <w:lang w:val="fr-FR"/>
         </w:rPr>
-        <w:t xml:space="preserve">Hà Nội, ngày </w:t>
+        <w:t>Hà Nội, ngày     tháng     năm {{NAM}}</w:t>
       </w:r>
       <w:r>
         <w:rPr>
@@ -6875,7 +6807,6 @@
           <w:i/>
           <w:lang w:val="vi-VN"/>
         </w:rPr>
-        <w:t xml:space="preserve">   </w:t>
       </w:r>
       <w:r>
         <w:rPr>
@@ -6883,7 +6814,6 @@
           <w:i/>
           <w:lang w:val="fr-FR"/>
         </w:rPr>
-        <w:t xml:space="preserve"> tháng </w:t>
       </w:r>
       <w:r>
         <w:rPr>
@@ -6891,7 +6821,6 @@
           <w:i/>
           <w:lang w:val="vi-VN"/>
         </w:rPr>
-        <w:t xml:space="preserve">   </w:t>
       </w:r>
       <w:r>
         <w:rPr>
@@ -6899,7 +6828,6 @@
           <w:i/>
           <w:lang w:val="fr-FR"/>
         </w:rPr>
-        <w:t xml:space="preserve"> năm </w:t>
       </w:r>
       <w:r>
         <w:rPr>
@@ -6907,7 +6835,6 @@
           <w:i/>
           <w:lang w:val="fr-FR"/>
         </w:rPr>
-        <w:t>2024</w:t>
       </w:r>
     </w:p>
     <w:p>

--- a/02. Hồ sơ khoa học đề cương - MẪU/06. BB họp thông qua đề cương.docx
+++ b/02. Hồ sơ khoa học đề cương - MẪU/06. BB họp thông qua đề cương.docx
@@ -1,6 +1,6 @@
 
 <file path=word/document.xml><?xml version="1.0" encoding="utf-8"?>
-<w:document xmlns:wpc="http://schemas.microsoft.com/office/word/2010/wordprocessingCanvas" xmlns:cx="http://schemas.microsoft.com/office/drawing/2014/chartex" xmlns:cx1="http://schemas.microsoft.com/office/drawing/2015/9/8/chartex" xmlns:cx2="http://schemas.microsoft.com/office/drawing/2015/10/21/chartex" xmlns:cx3="http://schemas.microsoft.com/office/drawing/2016/5/9/chartex" xmlns:cx4="http://schemas.microsoft.com/office/drawing/2016/5/10/chartex" xmlns:cx5="http://schemas.microsoft.com/office/drawing/2016/5/11/chartex" xmlns:cx6="http://schemas.microsoft.com/office/drawing/2016/5/12/chartex" xmlns:cx7="http://schemas.microsoft.com/office/drawing/2016/5/13/chartex" xmlns:cx8="http://schemas.microsoft.com/office/drawing/2016/5/14/chartex" xmlns:mc="http://schemas.openxmlformats.org/markup-compatibility/2006" xmlns:aink="http://schemas.microsoft.com/office/drawing/2016/ink" xmlns:am3d="http://schemas.microsoft.com/office/drawing/2017/model3d" xmlns:o="urn:schemas-microsoft-com:office:office" xmlns:oel="http://schemas.microsoft.com/office/2019/extlst" xmlns:r="http://schemas.openxmlformats.org/officeDocument/2006/relationships" xmlns:m="http://schemas.openxmlformats.org/officeDocument/2006/math" xmlns:v="urn:schemas-microsoft-com:vml" xmlns:wp14="http://schemas.microsoft.com/office/word/2010/wordprocessingDrawing" xmlns:wp="http://schemas.openxmlformats.org/drawingml/2006/wordprocessingDrawing" xmlns:w10="urn:schemas-microsoft-com:office:word" xmlns:w="http://schemas.openxmlformats.org/wordprocessingml/2006/main" xmlns:w14="http://schemas.microsoft.com/office/word/2010/wordml" xmlns:w15="http://schemas.microsoft.com/office/word/2012/wordml" xmlns:w16cex="http://schemas.microsoft.com/office/word/2018/wordml/cex" xmlns:w16cid="http://schemas.microsoft.com/office/word/2016/wordml/cid" xmlns:w16="http://schemas.microsoft.com/office/word/2018/wordml" xmlns:w16du="http://schemas.microsoft.com/office/word/2023/wordml/word16du" xmlns:w16sdtdh="http://schemas.microsoft.com/office/word/2020/wordml/sdtdatahash" xmlns:w16se="http://schemas.microsoft.com/office/word/2015/wordml/symex" xmlns:wpg="http://schemas.microsoft.com/office/word/2010/wordprocessingGroup" xmlns:wpi="http://schemas.microsoft.com/office/word/2010/wordprocessingInk" xmlns:wne="http://schemas.microsoft.com/office/word/2006/wordml" xmlns:wps="http://schemas.microsoft.com/office/word/2010/wordprocessingShape" mc:Ignorable="w14 w15 w16se w16cid w16 w16cex w16sdtdh w16du wp14">
+<w:document xmlns:wpc="http://schemas.microsoft.com/office/word/2010/wordprocessingCanvas" xmlns:cx="http://schemas.microsoft.com/office/drawing/2014/chartex" xmlns:cx1="http://schemas.microsoft.com/office/drawing/2015/9/8/chartex" xmlns:cx2="http://schemas.microsoft.com/office/drawing/2015/10/21/chartex" xmlns:cx3="http://schemas.microsoft.com/office/drawing/2016/5/9/chartex" xmlns:cx4="http://schemas.microsoft.com/office/drawing/2016/5/10/chartex" xmlns:cx5="http://schemas.microsoft.com/office/drawing/2016/5/11/chartex" xmlns:cx6="http://schemas.microsoft.com/office/drawing/2016/5/12/chartex" xmlns:cx7="http://schemas.microsoft.com/office/drawing/2016/5/13/chartex" xmlns:cx8="http://schemas.microsoft.com/office/drawing/2016/5/14/chartex" xmlns:mc="http://schemas.openxmlformats.org/markup-compatibility/2006" xmlns:aink="http://schemas.microsoft.com/office/drawing/2016/ink" xmlns:am3d="http://schemas.microsoft.com/office/drawing/2017/model3d" xmlns:o="urn:schemas-microsoft-com:office:office" xmlns:oel="http://schemas.microsoft.com/office/2019/extlst" xmlns:r="http://schemas.openxmlformats.org/officeDocument/2006/relationships" xmlns:m="http://schemas.openxmlformats.org/officeDocument/2006/math" xmlns:v="urn:schemas-microsoft-com:vml" xmlns:wp14="http://schemas.microsoft.com/office/word/2010/wordprocessingDrawing" xmlns:wp="http://schemas.openxmlformats.org/drawingml/2006/wordprocessingDrawing" xmlns:w10="urn:schemas-microsoft-com:office:word" xmlns:w="http://schemas.openxmlformats.org/wordprocessingml/2006/main" xmlns:w14="http://schemas.microsoft.com/office/word/2010/wordml" xmlns:w15="http://schemas.microsoft.com/office/word/2012/wordml" xmlns:w16cex="http://schemas.microsoft.com/office/word/2018/wordml/cex" xmlns:w16cid="http://schemas.microsoft.com/office/word/2016/wordml/cid" xmlns:w16="http://schemas.microsoft.com/office/word/2018/wordml" xmlns:w16du="http://schemas.microsoft.com/office/word/2023/wordml/word16du" xmlns:w16sdtdh="http://schemas.microsoft.com/office/word/2020/wordml/sdtdatahash" xmlns:w16sdtfl="http://schemas.microsoft.com/office/word/2024/wordml/sdtformatlock" xmlns:w16se="http://schemas.microsoft.com/office/word/2015/wordml/symex" xmlns:wpg="http://schemas.microsoft.com/office/word/2010/wordprocessingGroup" xmlns:wpi="http://schemas.microsoft.com/office/word/2010/wordprocessingInk" xmlns:wne="http://schemas.microsoft.com/office/word/2006/wordml" xmlns:wps="http://schemas.microsoft.com/office/word/2010/wordprocessingShape" mc:Ignorable="w14 w15 w16se w16cid w16 w16cex w16sdtdh w16sdtfl w16du wp14">
   <w:body>
     <w:tbl>
       <w:tblPr>
@@ -387,7 +387,7 @@
           <w:szCs w:val="28"/>
           <w:lang w:val="pt-PT"/>
         </w:rPr>
-        <w:t>V/v: XÉT DUYỆT ĐỀ CƯƠNG ĐỀ TÀI NCKH NĂM {{NAM}}</w:t>
+        <w:t xml:space="preserve">V/v: </w:t>
       </w:r>
       <w:r>
         <w:rPr>
@@ -396,6 +396,7 @@
           <w:szCs w:val="28"/>
           <w:lang w:val="pt-PT"/>
         </w:rPr>
+        <w:t>XÉT DUYỆT</w:t>
       </w:r>
       <w:r>
         <w:rPr>
@@ -404,6 +405,7 @@
           <w:szCs w:val="28"/>
           <w:lang w:val="pt-PT"/>
         </w:rPr>
+        <w:t xml:space="preserve"> ĐỀ CƯƠN</w:t>
       </w:r>
       <w:r>
         <w:rPr>
@@ -412,6 +414,7 @@
           <w:szCs w:val="28"/>
           <w:lang w:val="pt-PT"/>
         </w:rPr>
+        <w:t xml:space="preserve">G ĐỀ TÀI NCKH NĂM </w:t>
       </w:r>
       <w:r>
         <w:rPr>
@@ -420,6 +423,7 @@
           <w:szCs w:val="28"/>
           <w:lang w:val="pt-PT"/>
         </w:rPr>
+        <w:t>{{NAM}}</w:t>
       </w:r>
     </w:p>
     <w:p>
@@ -450,21 +454,23 @@
           <w:szCs w:val="28"/>
           <w:lang w:val="fr-FR"/>
         </w:rPr>
-        <w:t>1. Tên đề tài nghiên cứu khoa học: {{TEN_DE_TAI}}.</w:t>
-      </w:r>
-      <w:r>
-        <w:rPr>
-          <w:sz w:val="28"/>
-          <w:szCs w:val="28"/>
-          <w:lang w:val="fr-FR"/>
-        </w:rPr>
-      </w:r>
-      <w:r>
-        <w:rPr>
-          <w:sz w:val="28"/>
-          <w:szCs w:val="28"/>
-          <w:lang w:val="fr-FR"/>
-        </w:rPr>
+        <w:t>1</w:t>
+      </w:r>
+      <w:r>
+        <w:rPr>
+          <w:sz w:val="28"/>
+          <w:szCs w:val="28"/>
+          <w:lang w:val="fr-FR"/>
+        </w:rPr>
+        <w:t>.</w:t>
+      </w:r>
+      <w:r>
+        <w:rPr>
+          <w:sz w:val="28"/>
+          <w:szCs w:val="28"/>
+          <w:lang w:val="fr-FR"/>
+        </w:rPr>
+        <w:t xml:space="preserve"> </w:t>
       </w:r>
       <w:r>
         <w:rPr>
@@ -473,6 +479,7 @@
           <w:szCs w:val="28"/>
           <w:lang w:val="fr-FR"/>
         </w:rPr>
+        <w:t>Tên</w:t>
       </w:r>
       <w:r>
         <w:rPr>
@@ -481,26 +488,30 @@
           <w:szCs w:val="28"/>
           <w:lang w:val="fr-FR"/>
         </w:rPr>
-      </w:r>
-      <w:r>
-        <w:rPr>
-          <w:sz w:val="28"/>
-          <w:szCs w:val="28"/>
-          <w:lang w:val="fr-FR"/>
-        </w:rPr>
-      </w:r>
-      <w:r>
-        <w:rPr>
-          <w:sz w:val="28"/>
-          <w:szCs w:val="28"/>
-        </w:rPr>
-      </w:r>
-      <w:r>
-        <w:rPr>
-          <w:sz w:val="28"/>
-          <w:szCs w:val="28"/>
-          <w:lang w:val="vi-VN"/>
-        </w:rPr>
+        <w:t xml:space="preserve"> đề tài nghiên cứu khoa học:</w:t>
+      </w:r>
+      <w:r>
+        <w:rPr>
+          <w:sz w:val="28"/>
+          <w:szCs w:val="28"/>
+          <w:lang w:val="fr-FR"/>
+        </w:rPr>
+        <w:t xml:space="preserve"> </w:t>
+      </w:r>
+      <w:r>
+        <w:rPr>
+          <w:sz w:val="28"/>
+          <w:szCs w:val="28"/>
+        </w:rPr>
+        <w:t>{{TEN_DE_TAI}}</w:t>
+      </w:r>
+      <w:r>
+        <w:rPr>
+          <w:sz w:val="28"/>
+          <w:szCs w:val="28"/>
+          <w:lang w:val="vi-VN"/>
+        </w:rPr>
+        <w:t>.</w:t>
       </w:r>
     </w:p>
     <w:p>
@@ -535,14 +546,15 @@
           <w:szCs w:val="28"/>
           <w:lang w:val="fr-FR"/>
         </w:rPr>
-        <w:t>2. Hội đồng Khoa học xét duyệt đề cương đề tài NCKH năm {{NAM}} được thành lập theo quyết định số      /QĐ-YHUD/{{NAM}}, ngày      /      /{{NAM}} của Viện trưởng Viện Y học ứng dụng Việt Nam.</w:t>
-      </w:r>
-      <w:r>
-        <w:rPr>
-          <w:sz w:val="28"/>
-          <w:szCs w:val="28"/>
-          <w:lang w:val="fr-FR"/>
-        </w:rPr>
+        <w:t>2.</w:t>
+      </w:r>
+      <w:r>
+        <w:rPr>
+          <w:sz w:val="28"/>
+          <w:szCs w:val="28"/>
+          <w:lang w:val="fr-FR"/>
+        </w:rPr>
+        <w:t xml:space="preserve"> </w:t>
       </w:r>
       <w:r>
         <w:rPr>
@@ -551,146 +563,167 @@
           <w:szCs w:val="28"/>
           <w:lang w:val="fr-FR"/>
         </w:rPr>
-      </w:r>
-      <w:r>
-        <w:rPr>
-          <w:sz w:val="28"/>
-          <w:szCs w:val="28"/>
-          <w:lang w:val="fr-FR"/>
-        </w:rPr>
-      </w:r>
-      <w:r>
-        <w:rPr>
-          <w:sz w:val="28"/>
-          <w:szCs w:val="28"/>
-          <w:lang w:val="fr-FR"/>
-        </w:rPr>
-      </w:r>
-      <w:r>
-        <w:rPr>
-          <w:sz w:val="28"/>
-          <w:szCs w:val="28"/>
-          <w:lang w:val="fr-FR"/>
-        </w:rPr>
-      </w:r>
-      <w:r>
-        <w:rPr>
-          <w:sz w:val="28"/>
-          <w:szCs w:val="28"/>
-          <w:lang w:val="fr-FR"/>
-        </w:rPr>
-      </w:r>
-      <w:r>
-        <w:rPr>
-          <w:sz w:val="28"/>
-          <w:szCs w:val="28"/>
-          <w:lang w:val="fr-FR"/>
-        </w:rPr>
-      </w:r>
-      <w:r>
-        <w:rPr>
-          <w:sz w:val="28"/>
-          <w:szCs w:val="28"/>
-          <w:lang w:val="fr-FR"/>
-        </w:rPr>
-      </w:r>
-      <w:r>
-        <w:rPr>
-          <w:sz w:val="28"/>
-          <w:szCs w:val="28"/>
-          <w:lang w:val="vi-VN"/>
-        </w:rPr>
-      </w:r>
-      <w:r>
-        <w:rPr>
-          <w:sz w:val="28"/>
-          <w:szCs w:val="28"/>
-          <w:lang w:val="fr-FR"/>
-        </w:rPr>
-      </w:r>
-      <w:r>
-        <w:rPr>
-          <w:sz w:val="28"/>
-          <w:szCs w:val="28"/>
-          <w:lang w:val="fr-FR"/>
-        </w:rPr>
-      </w:r>
-      <w:r>
-        <w:rPr>
-          <w:sz w:val="28"/>
-          <w:szCs w:val="28"/>
-          <w:lang w:val="fr-FR"/>
-        </w:rPr>
-      </w:r>
-      <w:r>
-        <w:rPr>
-          <w:sz w:val="28"/>
-          <w:szCs w:val="28"/>
-          <w:lang w:val="fr-FR"/>
-        </w:rPr>
-      </w:r>
-      <w:r>
-        <w:rPr>
-          <w:sz w:val="28"/>
-          <w:szCs w:val="28"/>
-          <w:lang w:val="fr-FR"/>
-        </w:rPr>
-      </w:r>
-      <w:r>
-        <w:rPr>
-          <w:sz w:val="28"/>
-          <w:szCs w:val="28"/>
-          <w:lang w:val="vi-VN"/>
-        </w:rPr>
-      </w:r>
-      <w:r>
-        <w:rPr>
-          <w:sz w:val="28"/>
-          <w:szCs w:val="28"/>
-          <w:lang w:val="fr-FR"/>
-        </w:rPr>
-      </w:r>
-      <w:r>
-        <w:rPr>
-          <w:sz w:val="28"/>
-          <w:szCs w:val="28"/>
-          <w:lang w:val="vi-VN"/>
-        </w:rPr>
-      </w:r>
-      <w:r>
-        <w:rPr>
-          <w:sz w:val="28"/>
-          <w:szCs w:val="28"/>
-          <w:lang w:val="fr-FR"/>
-        </w:rPr>
-      </w:r>
-      <w:r>
-        <w:rPr>
-          <w:sz w:val="28"/>
-          <w:szCs w:val="28"/>
-          <w:lang w:val="fr-FR"/>
-        </w:rPr>
-      </w:r>
-      <w:r>
-        <w:rPr>
-          <w:sz w:val="28"/>
-          <w:szCs w:val="28"/>
-          <w:lang w:val="fr-FR"/>
-        </w:rPr>
-      </w:r>
-      <w:r>
-        <w:rPr>
-          <w:sz w:val="28"/>
-          <w:szCs w:val="28"/>
-          <w:lang w:val="fr-FR"/>
-        </w:rPr>
-      </w:r>
-      <w:r>
-        <w:rPr>
-          <w:sz w:val="28"/>
-          <w:szCs w:val="28"/>
-          <w:lang w:val="fr-FR"/>
-        </w:rPr>
+        <w:t xml:space="preserve">Hội đồng Khoa học </w:t>
+      </w:r>
+      <w:r>
+        <w:rPr>
+          <w:sz w:val="28"/>
+          <w:szCs w:val="28"/>
+          <w:lang w:val="fr-FR"/>
+        </w:rPr>
+        <w:t>xét duyệt</w:t>
+      </w:r>
+      <w:r>
+        <w:rPr>
+          <w:sz w:val="28"/>
+          <w:szCs w:val="28"/>
+          <w:lang w:val="fr-FR"/>
+        </w:rPr>
+        <w:t xml:space="preserve"> đề cương</w:t>
+      </w:r>
+      <w:r>
+        <w:rPr>
+          <w:sz w:val="28"/>
+          <w:szCs w:val="28"/>
+          <w:lang w:val="fr-FR"/>
+        </w:rPr>
+        <w:t xml:space="preserve"> đề tài NCKH năm </w:t>
+      </w:r>
+      <w:r>
+        <w:rPr>
+          <w:sz w:val="28"/>
+          <w:szCs w:val="28"/>
+          <w:lang w:val="fr-FR"/>
+        </w:rPr>
+        <w:t>{{NAM}}</w:t>
+      </w:r>
+      <w:r>
+        <w:rPr>
+          <w:sz w:val="28"/>
+          <w:szCs w:val="28"/>
+          <w:lang w:val="fr-FR"/>
+        </w:rPr>
+        <w:t xml:space="preserve"> </w:t>
+      </w:r>
+      <w:r>
+        <w:rPr>
+          <w:sz w:val="28"/>
+          <w:szCs w:val="28"/>
+          <w:lang w:val="fr-FR"/>
+        </w:rPr>
+        <w:t xml:space="preserve">được thành lập theo quyết định số </w:t>
+      </w:r>
+      <w:r>
+        <w:rPr>
+          <w:sz w:val="28"/>
+          <w:szCs w:val="28"/>
+          <w:lang w:val="vi-VN"/>
+        </w:rPr>
+        <w:t xml:space="preserve">     </w:t>
+      </w:r>
+      <w:r>
+        <w:rPr>
+          <w:sz w:val="28"/>
+          <w:szCs w:val="28"/>
+          <w:lang w:val="fr-FR"/>
+        </w:rPr>
+        <w:t>/QĐ-</w:t>
+      </w:r>
+      <w:r>
+        <w:rPr>
+          <w:sz w:val="28"/>
+          <w:szCs w:val="28"/>
+          <w:lang w:val="fr-FR"/>
+        </w:rPr>
+        <w:t>YHUD</w:t>
+      </w:r>
+      <w:r>
+        <w:rPr>
+          <w:sz w:val="28"/>
+          <w:szCs w:val="28"/>
+          <w:lang w:val="fr-FR"/>
+        </w:rPr>
+        <w:t>/</w:t>
+      </w:r>
+      <w:r>
+        <w:rPr>
+          <w:sz w:val="28"/>
+          <w:szCs w:val="28"/>
+          <w:lang w:val="fr-FR"/>
+        </w:rPr>
+        <w:t>{{NAM}}</w:t>
+      </w:r>
+      <w:r>
+        <w:rPr>
+          <w:sz w:val="28"/>
+          <w:szCs w:val="28"/>
+          <w:lang w:val="fr-FR"/>
+        </w:rPr>
+        <w:t xml:space="preserve">, ngày </w:t>
+      </w:r>
+      <w:r>
+        <w:rPr>
+          <w:sz w:val="28"/>
+          <w:szCs w:val="28"/>
+          <w:lang w:val="vi-VN"/>
+        </w:rPr>
+        <w:t xml:space="preserve">     </w:t>
+      </w:r>
+      <w:r>
+        <w:rPr>
+          <w:sz w:val="28"/>
+          <w:szCs w:val="28"/>
+          <w:lang w:val="fr-FR"/>
+        </w:rPr>
+        <w:t>/</w:t>
+      </w:r>
+      <w:r>
+        <w:rPr>
+          <w:sz w:val="28"/>
+          <w:szCs w:val="28"/>
+          <w:lang w:val="vi-VN"/>
+        </w:rPr>
+        <w:t xml:space="preserve">      </w:t>
+      </w:r>
+      <w:r>
+        <w:rPr>
+          <w:sz w:val="28"/>
+          <w:szCs w:val="28"/>
+          <w:lang w:val="fr-FR"/>
+        </w:rPr>
+        <w:t>/</w:t>
+      </w:r>
+      <w:r>
+        <w:rPr>
+          <w:sz w:val="28"/>
+          <w:szCs w:val="28"/>
+          <w:lang w:val="fr-FR"/>
+        </w:rPr>
+        <w:t>{{NAM}}</w:t>
+      </w:r>
+      <w:r>
+        <w:rPr>
+          <w:sz w:val="28"/>
+          <w:szCs w:val="28"/>
+          <w:lang w:val="fr-FR"/>
+        </w:rPr>
+        <w:t xml:space="preserve"> của </w:t>
+      </w:r>
+      <w:r>
+        <w:rPr>
+          <w:sz w:val="28"/>
+          <w:szCs w:val="28"/>
+          <w:lang w:val="fr-FR"/>
+        </w:rPr>
+        <w:t>Viện trưởng Viện Y học ứng dụng Việt Nam</w:t>
+      </w:r>
+      <w:r>
+        <w:rPr>
+          <w:sz w:val="28"/>
+          <w:szCs w:val="28"/>
+          <w:lang w:val="fr-FR"/>
+        </w:rPr>
+        <w:t>.</w:t>
       </w:r>
     </w:p>
     <w:p>
@@ -711,14 +744,15 @@
           <w:szCs w:val="28"/>
           <w:lang w:val="fr-FR"/>
         </w:rPr>
-        <w:t>3. Ngày họp Hội đồng : ngày       tháng        năm {{NAM}}</w:t>
-      </w:r>
-      <w:r>
-        <w:rPr>
-          <w:sz w:val="28"/>
-          <w:szCs w:val="28"/>
-          <w:lang w:val="fr-FR"/>
-        </w:rPr>
+        <w:t>3</w:t>
+      </w:r>
+      <w:r>
+        <w:rPr>
+          <w:sz w:val="28"/>
+          <w:szCs w:val="28"/>
+          <w:lang w:val="fr-FR"/>
+        </w:rPr>
+        <w:t xml:space="preserve">. </w:t>
       </w:r>
       <w:r>
         <w:rPr>
@@ -727,62 +761,71 @@
           <w:szCs w:val="28"/>
           <w:lang w:val="fr-FR"/>
         </w:rPr>
-      </w:r>
-      <w:r>
-        <w:rPr>
-          <w:sz w:val="28"/>
-          <w:szCs w:val="28"/>
-          <w:lang w:val="fr-FR"/>
-        </w:rPr>
-      </w:r>
-      <w:r>
-        <w:rPr>
-          <w:sz w:val="28"/>
-          <w:szCs w:val="28"/>
-          <w:lang w:val="vi-VN"/>
-        </w:rPr>
-      </w:r>
-      <w:r>
-        <w:rPr>
-          <w:sz w:val="28"/>
-          <w:szCs w:val="28"/>
-          <w:lang w:val="vi-VN"/>
-        </w:rPr>
-      </w:r>
-      <w:r>
-        <w:rPr>
-          <w:sz w:val="28"/>
-          <w:szCs w:val="28"/>
-          <w:lang w:val="fr-FR"/>
-        </w:rPr>
-      </w:r>
-      <w:r>
-        <w:rPr>
-          <w:sz w:val="28"/>
-          <w:szCs w:val="28"/>
-          <w:lang w:val="vi-VN"/>
-        </w:rPr>
-      </w:r>
-      <w:r>
-        <w:rPr>
-          <w:sz w:val="28"/>
-          <w:szCs w:val="28"/>
-          <w:lang w:val="vi-VN"/>
-        </w:rPr>
-      </w:r>
-      <w:r>
-        <w:rPr>
-          <w:sz w:val="28"/>
-          <w:szCs w:val="28"/>
-          <w:lang w:val="fr-FR"/>
-        </w:rPr>
-      </w:r>
-      <w:r>
-        <w:rPr>
-          <w:sz w:val="28"/>
-          <w:szCs w:val="28"/>
-          <w:lang w:val="fr-FR"/>
-        </w:rPr>
+        <w:t xml:space="preserve">Ngày họp Hội đồng : </w:t>
+      </w:r>
+      <w:r>
+        <w:rPr>
+          <w:sz w:val="28"/>
+          <w:szCs w:val="28"/>
+          <w:lang w:val="fr-FR"/>
+        </w:rPr>
+        <w:t xml:space="preserve">ngày </w:t>
+      </w:r>
+      <w:r>
+        <w:rPr>
+          <w:sz w:val="28"/>
+          <w:szCs w:val="28"/>
+          <w:lang w:val="vi-VN"/>
+        </w:rPr>
+        <w:t xml:space="preserve">     </w:t>
+      </w:r>
+      <w:r>
+        <w:rPr>
+          <w:sz w:val="28"/>
+          <w:szCs w:val="28"/>
+          <w:lang w:val="vi-VN"/>
+        </w:rPr>
+        <w:t xml:space="preserve"> </w:t>
+      </w:r>
+      <w:r>
+        <w:rPr>
+          <w:sz w:val="28"/>
+          <w:szCs w:val="28"/>
+          <w:lang w:val="fr-FR"/>
+        </w:rPr>
+        <w:t xml:space="preserve">tháng </w:t>
+      </w:r>
+      <w:r>
+        <w:rPr>
+          <w:sz w:val="28"/>
+          <w:szCs w:val="28"/>
+          <w:lang w:val="vi-VN"/>
+        </w:rPr>
+        <w:t xml:space="preserve">      </w:t>
+      </w:r>
+      <w:r>
+        <w:rPr>
+          <w:sz w:val="28"/>
+          <w:szCs w:val="28"/>
+          <w:lang w:val="vi-VN"/>
+        </w:rPr>
+        <w:t xml:space="preserve"> </w:t>
+      </w:r>
+      <w:r>
+        <w:rPr>
+          <w:sz w:val="28"/>
+          <w:szCs w:val="28"/>
+          <w:lang w:val="fr-FR"/>
+        </w:rPr>
+        <w:t xml:space="preserve">năm </w:t>
+      </w:r>
+      <w:r>
+        <w:rPr>
+          <w:sz w:val="28"/>
+          <w:szCs w:val="28"/>
+          <w:lang w:val="fr-FR"/>
+        </w:rPr>
+        <w:t>{{NAM}}</w:t>
       </w:r>
     </w:p>
     <w:p>
@@ -1157,7 +1200,7 @@
           <w:szCs w:val="28"/>
           <w:lang w:val="fr-FR"/>
         </w:rPr>
-        <w:t>I. Công bố quyết định số       /QĐ-YHUD/{{NAM}} ngày     /     /{{NAM}} của Viện trưởng Viện Y học ứng dụng Việt Nam về việc thành lập Hội đồng Khoa học xét duyệt đề cương đề tài nghiên cứu khoa học năm {{NAM}}.</w:t>
+        <w:t>I</w:t>
       </w:r>
       <w:r>
         <w:rPr>
@@ -1170,6 +1213,7 @@
           <w:szCs w:val="28"/>
           <w:lang w:val="fr-FR"/>
         </w:rPr>
+        <w:t>.</w:t>
       </w:r>
       <w:r>
         <w:rPr>
@@ -1182,6 +1226,7 @@
           <w:szCs w:val="28"/>
           <w:lang w:val="fr-FR"/>
         </w:rPr>
+        <w:t xml:space="preserve"> </w:t>
       </w:r>
       <w:r>
         <w:rPr>
@@ -1192,6 +1237,7 @@
           <w:szCs w:val="28"/>
           <w:lang w:val="fr-FR"/>
         </w:rPr>
+        <w:t xml:space="preserve">Công bố quyết định </w:t>
       </w:r>
       <w:r>
         <w:rPr>
@@ -1203,6 +1249,7 @@
           <w:szCs w:val="28"/>
           <w:lang w:val="fr-FR"/>
         </w:rPr>
+        <w:t xml:space="preserve">số </w:t>
       </w:r>
       <w:r>
         <w:rPr>
@@ -1214,6 +1261,7 @@
           <w:szCs w:val="28"/>
           <w:lang w:val="vi-VN"/>
         </w:rPr>
+        <w:t xml:space="preserve">      </w:t>
       </w:r>
       <w:r>
         <w:rPr>
@@ -1224,6 +1272,7 @@
           <w:szCs w:val="28"/>
           <w:lang w:val="fr-FR"/>
         </w:rPr>
+        <w:t>/QĐ-</w:t>
       </w:r>
       <w:r>
         <w:rPr>
@@ -1234,6 +1283,7 @@
           <w:szCs w:val="28"/>
           <w:lang w:val="fr-FR"/>
         </w:rPr>
+        <w:t>YHUD</w:t>
       </w:r>
       <w:r>
         <w:rPr>
@@ -1244,6 +1294,7 @@
           <w:szCs w:val="28"/>
           <w:lang w:val="fr-FR"/>
         </w:rPr>
+        <w:t>/</w:t>
       </w:r>
       <w:r>
         <w:rPr>
@@ -1254,6 +1305,7 @@
           <w:szCs w:val="28"/>
           <w:lang w:val="fr-FR"/>
         </w:rPr>
+        <w:t>{{NAM}}</w:t>
       </w:r>
       <w:r>
         <w:rPr>
@@ -1264,6 +1316,7 @@
           <w:szCs w:val="28"/>
           <w:lang w:val="fr-FR"/>
         </w:rPr>
+        <w:t xml:space="preserve"> ngày </w:t>
       </w:r>
       <w:r>
         <w:rPr>
@@ -1274,6 +1327,7 @@
           <w:szCs w:val="28"/>
           <w:lang w:val="vi-VN"/>
         </w:rPr>
+        <w:t xml:space="preserve">    </w:t>
       </w:r>
       <w:r>
         <w:rPr>
@@ -1286,6 +1340,7 @@
           <w:szCs w:val="28"/>
           <w:lang w:val="fr-FR"/>
         </w:rPr>
+        <w:t>/</w:t>
       </w:r>
       <w:r>
         <w:rPr>
@@ -1298,6 +1353,7 @@
           <w:szCs w:val="28"/>
           <w:lang w:val="vi-VN"/>
         </w:rPr>
+        <w:t xml:space="preserve">     </w:t>
       </w:r>
       <w:r>
         <w:rPr>
@@ -1309,6 +1365,7 @@
           <w:szCs w:val="28"/>
           <w:lang w:val="fr-FR"/>
         </w:rPr>
+        <w:t>/</w:t>
       </w:r>
       <w:r>
         <w:rPr>
@@ -1320,6 +1377,7 @@
           <w:szCs w:val="28"/>
           <w:lang w:val="fr-FR"/>
         </w:rPr>
+        <w:t>{{NAM}}</w:t>
       </w:r>
       <w:r>
         <w:rPr>
@@ -1330,6 +1388,7 @@
           <w:szCs w:val="28"/>
           <w:lang w:val="fr-FR"/>
         </w:rPr>
+        <w:t xml:space="preserve"> của </w:t>
       </w:r>
       <w:r>
         <w:rPr>
@@ -1340,6 +1399,7 @@
           <w:szCs w:val="28"/>
           <w:lang w:val="fr-FR"/>
         </w:rPr>
+        <w:t>Viện trưởng Viện Y học ứng dụng Việt Nam</w:t>
       </w:r>
       <w:r>
         <w:rPr>
@@ -1350,6 +1410,7 @@
           <w:szCs w:val="28"/>
           <w:lang w:val="fr-FR"/>
         </w:rPr>
+        <w:t xml:space="preserve"> về việc </w:t>
       </w:r>
       <w:r>
         <w:rPr>
@@ -1360,6 +1421,7 @@
           <w:szCs w:val="28"/>
           <w:lang w:val="fr-FR"/>
         </w:rPr>
+        <w:t>thành lập Hội đồng Khoa học xét duyệt</w:t>
       </w:r>
       <w:r>
         <w:rPr>
@@ -1370,6 +1432,7 @@
           <w:szCs w:val="28"/>
           <w:lang w:val="fr-FR"/>
         </w:rPr>
+        <w:t xml:space="preserve"> đề cương đề tài nghiên cứu kho</w:t>
       </w:r>
       <w:r>
         <w:rPr>
@@ -1380,6 +1443,7 @@
           <w:szCs w:val="28"/>
           <w:lang w:val="fr-FR"/>
         </w:rPr>
+        <w:t>a</w:t>
       </w:r>
       <w:r>
         <w:rPr>
@@ -1390,6 +1454,7 @@
           <w:szCs w:val="28"/>
           <w:lang w:val="fr-FR"/>
         </w:rPr>
+        <w:t xml:space="preserve"> h</w:t>
       </w:r>
       <w:r>
         <w:rPr>
@@ -1400,6 +1465,7 @@
           <w:szCs w:val="28"/>
           <w:lang w:val="fr-FR"/>
         </w:rPr>
+        <w:t xml:space="preserve">ọc năm </w:t>
       </w:r>
       <w:r>
         <w:rPr>
@@ -1410,6 +1476,7 @@
           <w:szCs w:val="28"/>
           <w:lang w:val="fr-FR"/>
         </w:rPr>
+        <w:t>{{NAM}}</w:t>
       </w:r>
       <w:r>
         <w:rPr>
@@ -1420,6 +1487,7 @@
           <w:szCs w:val="28"/>
           <w:lang w:val="fr-FR"/>
         </w:rPr>
+        <w:t>.</w:t>
       </w:r>
     </w:p>
     <w:p>
@@ -3891,7 +3959,6 @@
           <w:szCs w:val="26"/>
           <w:lang w:val="vi-VN"/>
         </w:rPr>
-        <w:lastRenderedPageBreak/>
         <w:t>3.2. Tính khả thi của ứng dụng kết quả nghiên cứu trong điều kiện Việt Nam</w:t>
       </w:r>
     </w:p>
@@ -4633,7 +4700,6 @@
           <w:rFonts w:ascii="Times New Roman" w:hAnsi="Times New Roman" w:cs="Times New Roman"/>
           <w:lang w:val="vi-VN"/>
         </w:rPr>
-        <w:lastRenderedPageBreak/>
         <w:t>4.2. Năng lực chuyên môn và thời gian thực tế có thể dành cho nghiên cứu của các cán bộ thực hiện đề tài</w:t>
       </w:r>
     </w:p>
@@ -5348,7 +5414,6 @@
           <w:szCs w:val="26"/>
           <w:lang w:val="vi-VN"/>
         </w:rPr>
-        <w:lastRenderedPageBreak/>
         <w:t xml:space="preserve">4.4. </w:t>
       </w:r>
       <w:r>
@@ -6076,7 +6141,6 @@
           <w:szCs w:val="26"/>
           <w:lang w:val="vi-VN"/>
         </w:rPr>
-        <w:lastRenderedPageBreak/>
         <w:t>5.2. Mức độ đầy đủ về mô tả quyền lợi của đối tượng nghiên cứu</w:t>
       </w:r>
     </w:p>
@@ -6799,7 +6863,7 @@
           <w:i/>
           <w:lang w:val="fr-FR"/>
         </w:rPr>
-        <w:t>Hà Nội, ngày     tháng     năm {{NAM}}</w:t>
+        <w:t xml:space="preserve">Hà Nội, ngày </w:t>
       </w:r>
       <w:r>
         <w:rPr>
@@ -6807,6 +6871,7 @@
           <w:i/>
           <w:lang w:val="vi-VN"/>
         </w:rPr>
+        <w:t xml:space="preserve">   </w:t>
       </w:r>
       <w:r>
         <w:rPr>
@@ -6814,6 +6879,7 @@
           <w:i/>
           <w:lang w:val="fr-FR"/>
         </w:rPr>
+        <w:t xml:space="preserve"> tháng </w:t>
       </w:r>
       <w:r>
         <w:rPr>
@@ -6821,6 +6887,7 @@
           <w:i/>
           <w:lang w:val="vi-VN"/>
         </w:rPr>
+        <w:t xml:space="preserve">   </w:t>
       </w:r>
       <w:r>
         <w:rPr>
@@ -6828,6 +6895,7 @@
           <w:i/>
           <w:lang w:val="fr-FR"/>
         </w:rPr>
+        <w:t xml:space="preserve"> năm </w:t>
       </w:r>
       <w:r>
         <w:rPr>
@@ -6835,6 +6903,7 @@
           <w:i/>
           <w:lang w:val="fr-FR"/>
         </w:rPr>
+        <w:t>{{NAM}}</w:t>
       </w:r>
     </w:p>
     <w:p>
@@ -7139,7 +7208,7 @@
 </file>
 
 <file path=word/endnotes.xml><?xml version="1.0" encoding="utf-8"?>
-<w:endnotes xmlns:wpc="http://schemas.microsoft.com/office/word/2010/wordprocessingCanvas" xmlns:cx="http://schemas.microsoft.com/office/drawing/2014/chartex" xmlns:cx1="http://schemas.microsoft.com/office/drawing/2015/9/8/chartex" xmlns:cx2="http://schemas.microsoft.com/office/drawing/2015/10/21/chartex" xmlns:cx3="http://schemas.microsoft.com/office/drawing/2016/5/9/chartex" xmlns:cx4="http://schemas.microsoft.com/office/drawing/2016/5/10/chartex" xmlns:cx5="http://schemas.microsoft.com/office/drawing/2016/5/11/chartex" xmlns:cx6="http://schemas.microsoft.com/office/drawing/2016/5/12/chartex" xmlns:cx7="http://schemas.microsoft.com/office/drawing/2016/5/13/chartex" xmlns:cx8="http://schemas.microsoft.com/office/drawing/2016/5/14/chartex" xmlns:mc="http://schemas.openxmlformats.org/markup-compatibility/2006" xmlns:aink="http://schemas.microsoft.com/office/drawing/2016/ink" xmlns:am3d="http://schemas.microsoft.com/office/drawing/2017/model3d" xmlns:o="urn:schemas-microsoft-com:office:office" xmlns:oel="http://schemas.microsoft.com/office/2019/extlst" xmlns:r="http://schemas.openxmlformats.org/officeDocument/2006/relationships" xmlns:m="http://schemas.openxmlformats.org/officeDocument/2006/math" xmlns:v="urn:schemas-microsoft-com:vml" xmlns:wp14="http://schemas.microsoft.com/office/word/2010/wordprocessingDrawing" xmlns:wp="http://schemas.openxmlformats.org/drawingml/2006/wordprocessingDrawing" xmlns:w10="urn:schemas-microsoft-com:office:word" xmlns:w="http://schemas.openxmlformats.org/wordprocessingml/2006/main" xmlns:w14="http://schemas.microsoft.com/office/word/2010/wordml" xmlns:w15="http://schemas.microsoft.com/office/word/2012/wordml" xmlns:w16cex="http://schemas.microsoft.com/office/word/2018/wordml/cex" xmlns:w16cid="http://schemas.microsoft.com/office/word/2016/wordml/cid" xmlns:w16="http://schemas.microsoft.com/office/word/2018/wordml" xmlns:w16du="http://schemas.microsoft.com/office/word/2023/wordml/word16du" xmlns:w16sdtdh="http://schemas.microsoft.com/office/word/2020/wordml/sdtdatahash" xmlns:w16se="http://schemas.microsoft.com/office/word/2015/wordml/symex" xmlns:wpg="http://schemas.microsoft.com/office/word/2010/wordprocessingGroup" xmlns:wpi="http://schemas.microsoft.com/office/word/2010/wordprocessingInk" xmlns:wne="http://schemas.microsoft.com/office/word/2006/wordml" xmlns:wps="http://schemas.microsoft.com/office/word/2010/wordprocessingShape" mc:Ignorable="w14 w15 w16se w16cid w16 w16cex w16sdtdh w16du wp14">
+<w:endnotes xmlns:wpc="http://schemas.microsoft.com/office/word/2010/wordprocessingCanvas" xmlns:cx="http://schemas.microsoft.com/office/drawing/2014/chartex" xmlns:cx1="http://schemas.microsoft.com/office/drawing/2015/9/8/chartex" xmlns:cx2="http://schemas.microsoft.com/office/drawing/2015/10/21/chartex" xmlns:cx3="http://schemas.microsoft.com/office/drawing/2016/5/9/chartex" xmlns:cx4="http://schemas.microsoft.com/office/drawing/2016/5/10/chartex" xmlns:cx5="http://schemas.microsoft.com/office/drawing/2016/5/11/chartex" xmlns:cx6="http://schemas.microsoft.com/office/drawing/2016/5/12/chartex" xmlns:cx7="http://schemas.microsoft.com/office/drawing/2016/5/13/chartex" xmlns:cx8="http://schemas.microsoft.com/office/drawing/2016/5/14/chartex" xmlns:mc="http://schemas.openxmlformats.org/markup-compatibility/2006" xmlns:aink="http://schemas.microsoft.com/office/drawing/2016/ink" xmlns:am3d="http://schemas.microsoft.com/office/drawing/2017/model3d" xmlns:o="urn:schemas-microsoft-com:office:office" xmlns:oel="http://schemas.microsoft.com/office/2019/extlst" xmlns:r="http://schemas.openxmlformats.org/officeDocument/2006/relationships" xmlns:m="http://schemas.openxmlformats.org/officeDocument/2006/math" xmlns:v="urn:schemas-microsoft-com:vml" xmlns:wp14="http://schemas.microsoft.com/office/word/2010/wordprocessingDrawing" xmlns:wp="http://schemas.openxmlformats.org/drawingml/2006/wordprocessingDrawing" xmlns:w10="urn:schemas-microsoft-com:office:word" xmlns:w="http://schemas.openxmlformats.org/wordprocessingml/2006/main" xmlns:w14="http://schemas.microsoft.com/office/word/2010/wordml" xmlns:w15="http://schemas.microsoft.com/office/word/2012/wordml" xmlns:w16cex="http://schemas.microsoft.com/office/word/2018/wordml/cex" xmlns:w16cid="http://schemas.microsoft.com/office/word/2016/wordml/cid" xmlns:w16="http://schemas.microsoft.com/office/word/2018/wordml" xmlns:w16du="http://schemas.microsoft.com/office/word/2023/wordml/word16du" xmlns:w16sdtdh="http://schemas.microsoft.com/office/word/2020/wordml/sdtdatahash" xmlns:w16sdtfl="http://schemas.microsoft.com/office/word/2024/wordml/sdtformatlock" xmlns:w16se="http://schemas.microsoft.com/office/word/2015/wordml/symex" xmlns:wpg="http://schemas.microsoft.com/office/word/2010/wordprocessingGroup" xmlns:wpi="http://schemas.microsoft.com/office/word/2010/wordprocessingInk" xmlns:wne="http://schemas.microsoft.com/office/word/2006/wordml" xmlns:wps="http://schemas.microsoft.com/office/word/2010/wordprocessingShape" mc:Ignorable="w14 w15 w16se w16cid w16 w16cex w16sdtdh w16sdtfl w16du wp14">
   <w:endnote w:type="separator" w:id="-1">
     <w:p>
       <w:r>
@@ -7161,7 +7230,7 @@
 </file>
 
 <file path=word/footer1.xml><?xml version="1.0" encoding="utf-8"?>
-<w:ftr xmlns:wpc="http://schemas.microsoft.com/office/word/2010/wordprocessingCanvas" xmlns:cx="http://schemas.microsoft.com/office/drawing/2014/chartex" xmlns:cx1="http://schemas.microsoft.com/office/drawing/2015/9/8/chartex" xmlns:cx2="http://schemas.microsoft.com/office/drawing/2015/10/21/chartex" xmlns:cx3="http://schemas.microsoft.com/office/drawing/2016/5/9/chartex" xmlns:cx4="http://schemas.microsoft.com/office/drawing/2016/5/10/chartex" xmlns:cx5="http://schemas.microsoft.com/office/drawing/2016/5/11/chartex" xmlns:cx6="http://schemas.microsoft.com/office/drawing/2016/5/12/chartex" xmlns:cx7="http://schemas.microsoft.com/office/drawing/2016/5/13/chartex" xmlns:cx8="http://schemas.microsoft.com/office/drawing/2016/5/14/chartex" xmlns:mc="http://schemas.openxmlformats.org/markup-compatibility/2006" xmlns:aink="http://schemas.microsoft.com/office/drawing/2016/ink" xmlns:am3d="http://schemas.microsoft.com/office/drawing/2017/model3d" xmlns:o="urn:schemas-microsoft-com:office:office" xmlns:oel="http://schemas.microsoft.com/office/2019/extlst" xmlns:r="http://schemas.openxmlformats.org/officeDocument/2006/relationships" xmlns:m="http://schemas.openxmlformats.org/officeDocument/2006/math" xmlns:v="urn:schemas-microsoft-com:vml" xmlns:wp14="http://schemas.microsoft.com/office/word/2010/wordprocessingDrawing" xmlns:wp="http://schemas.openxmlformats.org/drawingml/2006/wordprocessingDrawing" xmlns:w10="urn:schemas-microsoft-com:office:word" xmlns:w="http://schemas.openxmlformats.org/wordprocessingml/2006/main" xmlns:w14="http://schemas.microsoft.com/office/word/2010/wordml" xmlns:w15="http://schemas.microsoft.com/office/word/2012/wordml" xmlns:w16cex="http://schemas.microsoft.com/office/word/2018/wordml/cex" xmlns:w16cid="http://schemas.microsoft.com/office/word/2016/wordml/cid" xmlns:w16="http://schemas.microsoft.com/office/word/2018/wordml" xmlns:w16du="http://schemas.microsoft.com/office/word/2023/wordml/word16du" xmlns:w16sdtdh="http://schemas.microsoft.com/office/word/2020/wordml/sdtdatahash" xmlns:w16se="http://schemas.microsoft.com/office/word/2015/wordml/symex" xmlns:wpg="http://schemas.microsoft.com/office/word/2010/wordprocessingGroup" xmlns:wpi="http://schemas.microsoft.com/office/word/2010/wordprocessingInk" xmlns:wne="http://schemas.microsoft.com/office/word/2006/wordml" xmlns:wps="http://schemas.microsoft.com/office/word/2010/wordprocessingShape" mc:Ignorable="w14 w15 w16se w16cid w16 w16cex w16sdtdh w16du wp14">
+<w:ftr xmlns:wpc="http://schemas.microsoft.com/office/word/2010/wordprocessingCanvas" xmlns:cx="http://schemas.microsoft.com/office/drawing/2014/chartex" xmlns:cx1="http://schemas.microsoft.com/office/drawing/2015/9/8/chartex" xmlns:cx2="http://schemas.microsoft.com/office/drawing/2015/10/21/chartex" xmlns:cx3="http://schemas.microsoft.com/office/drawing/2016/5/9/chartex" xmlns:cx4="http://schemas.microsoft.com/office/drawing/2016/5/10/chartex" xmlns:cx5="http://schemas.microsoft.com/office/drawing/2016/5/11/chartex" xmlns:cx6="http://schemas.microsoft.com/office/drawing/2016/5/12/chartex" xmlns:cx7="http://schemas.microsoft.com/office/drawing/2016/5/13/chartex" xmlns:cx8="http://schemas.microsoft.com/office/drawing/2016/5/14/chartex" xmlns:mc="http://schemas.openxmlformats.org/markup-compatibility/2006" xmlns:aink="http://schemas.microsoft.com/office/drawing/2016/ink" xmlns:am3d="http://schemas.microsoft.com/office/drawing/2017/model3d" xmlns:o="urn:schemas-microsoft-com:office:office" xmlns:oel="http://schemas.microsoft.com/office/2019/extlst" xmlns:r="http://schemas.openxmlformats.org/officeDocument/2006/relationships" xmlns:m="http://schemas.openxmlformats.org/officeDocument/2006/math" xmlns:v="urn:schemas-microsoft-com:vml" xmlns:wp14="http://schemas.microsoft.com/office/word/2010/wordprocessingDrawing" xmlns:wp="http://schemas.openxmlformats.org/drawingml/2006/wordprocessingDrawing" xmlns:w10="urn:schemas-microsoft-com:office:word" xmlns:w="http://schemas.openxmlformats.org/wordprocessingml/2006/main" xmlns:w14="http://schemas.microsoft.com/office/word/2010/wordml" xmlns:w15="http://schemas.microsoft.com/office/word/2012/wordml" xmlns:w16cex="http://schemas.microsoft.com/office/word/2018/wordml/cex" xmlns:w16cid="http://schemas.microsoft.com/office/word/2016/wordml/cid" xmlns:w16="http://schemas.microsoft.com/office/word/2018/wordml" xmlns:w16du="http://schemas.microsoft.com/office/word/2023/wordml/word16du" xmlns:w16sdtdh="http://schemas.microsoft.com/office/word/2020/wordml/sdtdatahash" xmlns:w16sdtfl="http://schemas.microsoft.com/office/word/2024/wordml/sdtformatlock" xmlns:w16se="http://schemas.microsoft.com/office/word/2015/wordml/symex" xmlns:wpg="http://schemas.microsoft.com/office/word/2010/wordprocessingGroup" xmlns:wpi="http://schemas.microsoft.com/office/word/2010/wordprocessingInk" xmlns:wne="http://schemas.microsoft.com/office/word/2006/wordml" xmlns:wps="http://schemas.microsoft.com/office/word/2010/wordprocessingShape" mc:Ignorable="w14 w15 w16se w16cid w16 w16cex w16sdtdh w16sdtfl w16du wp14">
   <w:p>
     <w:pPr>
       <w:pStyle w:val="Footer"/>
@@ -7212,7 +7281,7 @@
 </file>
 
 <file path=word/footer2.xml><?xml version="1.0" encoding="utf-8"?>
-<w:ftr xmlns:wpc="http://schemas.microsoft.com/office/word/2010/wordprocessingCanvas" xmlns:cx="http://schemas.microsoft.com/office/drawing/2014/chartex" xmlns:cx1="http://schemas.microsoft.com/office/drawing/2015/9/8/chartex" xmlns:cx2="http://schemas.microsoft.com/office/drawing/2015/10/21/chartex" xmlns:cx3="http://schemas.microsoft.com/office/drawing/2016/5/9/chartex" xmlns:cx4="http://schemas.microsoft.com/office/drawing/2016/5/10/chartex" xmlns:cx5="http://schemas.microsoft.com/office/drawing/2016/5/11/chartex" xmlns:cx6="http://schemas.microsoft.com/office/drawing/2016/5/12/chartex" xmlns:cx7="http://schemas.microsoft.com/office/drawing/2016/5/13/chartex" xmlns:cx8="http://schemas.microsoft.com/office/drawing/2016/5/14/chartex" xmlns:mc="http://schemas.openxmlformats.org/markup-compatibility/2006" xmlns:aink="http://schemas.microsoft.com/office/drawing/2016/ink" xmlns:am3d="http://schemas.microsoft.com/office/drawing/2017/model3d" xmlns:o="urn:schemas-microsoft-com:office:office" xmlns:oel="http://schemas.microsoft.com/office/2019/extlst" xmlns:r="http://schemas.openxmlformats.org/officeDocument/2006/relationships" xmlns:m="http://schemas.openxmlformats.org/officeDocument/2006/math" xmlns:v="urn:schemas-microsoft-com:vml" xmlns:wp14="http://schemas.microsoft.com/office/word/2010/wordprocessingDrawing" xmlns:wp="http://schemas.openxmlformats.org/drawingml/2006/wordprocessingDrawing" xmlns:w10="urn:schemas-microsoft-com:office:word" xmlns:w="http://schemas.openxmlformats.org/wordprocessingml/2006/main" xmlns:w14="http://schemas.microsoft.com/office/word/2010/wordml" xmlns:w15="http://schemas.microsoft.com/office/word/2012/wordml" xmlns:w16cex="http://schemas.microsoft.com/office/word/2018/wordml/cex" xmlns:w16cid="http://schemas.microsoft.com/office/word/2016/wordml/cid" xmlns:w16="http://schemas.microsoft.com/office/word/2018/wordml" xmlns:w16du="http://schemas.microsoft.com/office/word/2023/wordml/word16du" xmlns:w16sdtdh="http://schemas.microsoft.com/office/word/2020/wordml/sdtdatahash" xmlns:w16se="http://schemas.microsoft.com/office/word/2015/wordml/symex" xmlns:wpg="http://schemas.microsoft.com/office/word/2010/wordprocessingGroup" xmlns:wpi="http://schemas.microsoft.com/office/word/2010/wordprocessingInk" xmlns:wne="http://schemas.microsoft.com/office/word/2006/wordml" xmlns:wps="http://schemas.microsoft.com/office/word/2010/wordprocessingShape" mc:Ignorable="w14 w15 w16se w16cid w16 w16cex w16sdtdh w16du wp14">
+<w:ftr xmlns:wpc="http://schemas.microsoft.com/office/word/2010/wordprocessingCanvas" xmlns:cx="http://schemas.microsoft.com/office/drawing/2014/chartex" xmlns:cx1="http://schemas.microsoft.com/office/drawing/2015/9/8/chartex" xmlns:cx2="http://schemas.microsoft.com/office/drawing/2015/10/21/chartex" xmlns:cx3="http://schemas.microsoft.com/office/drawing/2016/5/9/chartex" xmlns:cx4="http://schemas.microsoft.com/office/drawing/2016/5/10/chartex" xmlns:cx5="http://schemas.microsoft.com/office/drawing/2016/5/11/chartex" xmlns:cx6="http://schemas.microsoft.com/office/drawing/2016/5/12/chartex" xmlns:cx7="http://schemas.microsoft.com/office/drawing/2016/5/13/chartex" xmlns:cx8="http://schemas.microsoft.com/office/drawing/2016/5/14/chartex" xmlns:mc="http://schemas.openxmlformats.org/markup-compatibility/2006" xmlns:aink="http://schemas.microsoft.com/office/drawing/2016/ink" xmlns:am3d="http://schemas.microsoft.com/office/drawing/2017/model3d" xmlns:o="urn:schemas-microsoft-com:office:office" xmlns:oel="http://schemas.microsoft.com/office/2019/extlst" xmlns:r="http://schemas.openxmlformats.org/officeDocument/2006/relationships" xmlns:m="http://schemas.openxmlformats.org/officeDocument/2006/math" xmlns:v="urn:schemas-microsoft-com:vml" xmlns:wp14="http://schemas.microsoft.com/office/word/2010/wordprocessingDrawing" xmlns:wp="http://schemas.openxmlformats.org/drawingml/2006/wordprocessingDrawing" xmlns:w10="urn:schemas-microsoft-com:office:word" xmlns:w="http://schemas.openxmlformats.org/wordprocessingml/2006/main" xmlns:w14="http://schemas.microsoft.com/office/word/2010/wordml" xmlns:w15="http://schemas.microsoft.com/office/word/2012/wordml" xmlns:w16cex="http://schemas.microsoft.com/office/word/2018/wordml/cex" xmlns:w16cid="http://schemas.microsoft.com/office/word/2016/wordml/cid" xmlns:w16="http://schemas.microsoft.com/office/word/2018/wordml" xmlns:w16du="http://schemas.microsoft.com/office/word/2023/wordml/word16du" xmlns:w16sdtdh="http://schemas.microsoft.com/office/word/2020/wordml/sdtdatahash" xmlns:w16sdtfl="http://schemas.microsoft.com/office/word/2024/wordml/sdtformatlock" xmlns:w16se="http://schemas.microsoft.com/office/word/2015/wordml/symex" xmlns:wpg="http://schemas.microsoft.com/office/word/2010/wordprocessingGroup" xmlns:wpi="http://schemas.microsoft.com/office/word/2010/wordprocessingInk" xmlns:wne="http://schemas.microsoft.com/office/word/2006/wordml" xmlns:wps="http://schemas.microsoft.com/office/word/2010/wordprocessingShape" mc:Ignorable="w14 w15 w16se w16cid w16 w16cex w16sdtdh w16sdtfl w16du wp14">
   <w:p>
     <w:pPr>
       <w:pStyle w:val="Footer"/>
@@ -7270,7 +7339,7 @@
 </file>
 
 <file path=word/footnotes.xml><?xml version="1.0" encoding="utf-8"?>
-<w:footnotes xmlns:wpc="http://schemas.microsoft.com/office/word/2010/wordprocessingCanvas" xmlns:cx="http://schemas.microsoft.com/office/drawing/2014/chartex" xmlns:cx1="http://schemas.microsoft.com/office/drawing/2015/9/8/chartex" xmlns:cx2="http://schemas.microsoft.com/office/drawing/2015/10/21/chartex" xmlns:cx3="http://schemas.microsoft.com/office/drawing/2016/5/9/chartex" xmlns:cx4="http://schemas.microsoft.com/office/drawing/2016/5/10/chartex" xmlns:cx5="http://schemas.microsoft.com/office/drawing/2016/5/11/chartex" xmlns:cx6="http://schemas.microsoft.com/office/drawing/2016/5/12/chartex" xmlns:cx7="http://schemas.microsoft.com/office/drawing/2016/5/13/chartex" xmlns:cx8="http://schemas.microsoft.com/office/drawing/2016/5/14/chartex" xmlns:mc="http://schemas.openxmlformats.org/markup-compatibility/2006" xmlns:aink="http://schemas.microsoft.com/office/drawing/2016/ink" xmlns:am3d="http://schemas.microsoft.com/office/drawing/2017/model3d" xmlns:o="urn:schemas-microsoft-com:office:office" xmlns:oel="http://schemas.microsoft.com/office/2019/extlst" xmlns:r="http://schemas.openxmlformats.org/officeDocument/2006/relationships" xmlns:m="http://schemas.openxmlformats.org/officeDocument/2006/math" xmlns:v="urn:schemas-microsoft-com:vml" xmlns:wp14="http://schemas.microsoft.com/office/word/2010/wordprocessingDrawing" xmlns:wp="http://schemas.openxmlformats.org/drawingml/2006/wordprocessingDrawing" xmlns:w10="urn:schemas-microsoft-com:office:word" xmlns:w="http://schemas.openxmlformats.org/wordprocessingml/2006/main" xmlns:w14="http://schemas.microsoft.com/office/word/2010/wordml" xmlns:w15="http://schemas.microsoft.com/office/word/2012/wordml" xmlns:w16cex="http://schemas.microsoft.com/office/word/2018/wordml/cex" xmlns:w16cid="http://schemas.microsoft.com/office/word/2016/wordml/cid" xmlns:w16="http://schemas.microsoft.com/office/word/2018/wordml" xmlns:w16du="http://schemas.microsoft.com/office/word/2023/wordml/word16du" xmlns:w16sdtdh="http://schemas.microsoft.com/office/word/2020/wordml/sdtdatahash" xmlns:w16se="http://schemas.microsoft.com/office/word/2015/wordml/symex" xmlns:wpg="http://schemas.microsoft.com/office/word/2010/wordprocessingGroup" xmlns:wpi="http://schemas.microsoft.com/office/word/2010/wordprocessingInk" xmlns:wne="http://schemas.microsoft.com/office/word/2006/wordml" xmlns:wps="http://schemas.microsoft.com/office/word/2010/wordprocessingShape" mc:Ignorable="w14 w15 w16se w16cid w16 w16cex w16sdtdh w16du wp14">
+<w:footnotes xmlns:wpc="http://schemas.microsoft.com/office/word/2010/wordprocessingCanvas" xmlns:cx="http://schemas.microsoft.com/office/drawing/2014/chartex" xmlns:cx1="http://schemas.microsoft.com/office/drawing/2015/9/8/chartex" xmlns:cx2="http://schemas.microsoft.com/office/drawing/2015/10/21/chartex" xmlns:cx3="http://schemas.microsoft.com/office/drawing/2016/5/9/chartex" xmlns:cx4="http://schemas.microsoft.com/office/drawing/2016/5/10/chartex" xmlns:cx5="http://schemas.microsoft.com/office/drawing/2016/5/11/chartex" xmlns:cx6="http://schemas.microsoft.com/office/drawing/2016/5/12/chartex" xmlns:cx7="http://schemas.microsoft.com/office/drawing/2016/5/13/chartex" xmlns:cx8="http://schemas.microsoft.com/office/drawing/2016/5/14/chartex" xmlns:mc="http://schemas.openxmlformats.org/markup-compatibility/2006" xmlns:aink="http://schemas.microsoft.com/office/drawing/2016/ink" xmlns:am3d="http://schemas.microsoft.com/office/drawing/2017/model3d" xmlns:o="urn:schemas-microsoft-com:office:office" xmlns:oel="http://schemas.microsoft.com/office/2019/extlst" xmlns:r="http://schemas.openxmlformats.org/officeDocument/2006/relationships" xmlns:m="http://schemas.openxmlformats.org/officeDocument/2006/math" xmlns:v="urn:schemas-microsoft-com:vml" xmlns:wp14="http://schemas.microsoft.com/office/word/2010/wordprocessingDrawing" xmlns:wp="http://schemas.openxmlformats.org/drawingml/2006/wordprocessingDrawing" xmlns:w10="urn:schemas-microsoft-com:office:word" xmlns:w="http://schemas.openxmlformats.org/wordprocessingml/2006/main" xmlns:w14="http://schemas.microsoft.com/office/word/2010/wordml" xmlns:w15="http://schemas.microsoft.com/office/word/2012/wordml" xmlns:w16cex="http://schemas.microsoft.com/office/word/2018/wordml/cex" xmlns:w16cid="http://schemas.microsoft.com/office/word/2016/wordml/cid" xmlns:w16="http://schemas.microsoft.com/office/word/2018/wordml" xmlns:w16du="http://schemas.microsoft.com/office/word/2023/wordml/word16du" xmlns:w16sdtdh="http://schemas.microsoft.com/office/word/2020/wordml/sdtdatahash" xmlns:w16sdtfl="http://schemas.microsoft.com/office/word/2024/wordml/sdtformatlock" xmlns:w16se="http://schemas.microsoft.com/office/word/2015/wordml/symex" xmlns:wpg="http://schemas.microsoft.com/office/word/2010/wordprocessingGroup" xmlns:wpi="http://schemas.microsoft.com/office/word/2010/wordprocessingInk" xmlns:wne="http://schemas.microsoft.com/office/word/2006/wordml" xmlns:wps="http://schemas.microsoft.com/office/word/2010/wordprocessingShape" mc:Ignorable="w14 w15 w16se w16cid w16 w16cex w16sdtdh w16sdtfl w16du wp14">
   <w:footnote w:type="separator" w:id="-1">
     <w:p>
       <w:r>
@@ -7292,7 +7361,7 @@
 </file>
 
 <file path=word/header1.xml><?xml version="1.0" encoding="utf-8"?>
-<w:hdr xmlns:wpc="http://schemas.microsoft.com/office/word/2010/wordprocessingCanvas" xmlns:cx="http://schemas.microsoft.com/office/drawing/2014/chartex" xmlns:cx1="http://schemas.microsoft.com/office/drawing/2015/9/8/chartex" xmlns:cx2="http://schemas.microsoft.com/office/drawing/2015/10/21/chartex" xmlns:cx3="http://schemas.microsoft.com/office/drawing/2016/5/9/chartex" xmlns:cx4="http://schemas.microsoft.com/office/drawing/2016/5/10/chartex" xmlns:cx5="http://schemas.microsoft.com/office/drawing/2016/5/11/chartex" xmlns:cx6="http://schemas.microsoft.com/office/drawing/2016/5/12/chartex" xmlns:cx7="http://schemas.microsoft.com/office/drawing/2016/5/13/chartex" xmlns:cx8="http://schemas.microsoft.com/office/drawing/2016/5/14/chartex" xmlns:mc="http://schemas.openxmlformats.org/markup-compatibility/2006" xmlns:aink="http://schemas.microsoft.com/office/drawing/2016/ink" xmlns:am3d="http://schemas.microsoft.com/office/drawing/2017/model3d" xmlns:o="urn:schemas-microsoft-com:office:office" xmlns:oel="http://schemas.microsoft.com/office/2019/extlst" xmlns:r="http://schemas.openxmlformats.org/officeDocument/2006/relationships" xmlns:m="http://schemas.openxmlformats.org/officeDocument/2006/math" xmlns:v="urn:schemas-microsoft-com:vml" xmlns:wp14="http://schemas.microsoft.com/office/word/2010/wordprocessingDrawing" xmlns:wp="http://schemas.openxmlformats.org/drawingml/2006/wordprocessingDrawing" xmlns:w10="urn:schemas-microsoft-com:office:word" xmlns:w="http://schemas.openxmlformats.org/wordprocessingml/2006/main" xmlns:w14="http://schemas.microsoft.com/office/word/2010/wordml" xmlns:w15="http://schemas.microsoft.com/office/word/2012/wordml" xmlns:w16cex="http://schemas.microsoft.com/office/word/2018/wordml/cex" xmlns:w16cid="http://schemas.microsoft.com/office/word/2016/wordml/cid" xmlns:w16="http://schemas.microsoft.com/office/word/2018/wordml" xmlns:w16du="http://schemas.microsoft.com/office/word/2023/wordml/word16du" xmlns:w16sdtdh="http://schemas.microsoft.com/office/word/2020/wordml/sdtdatahash" xmlns:w16se="http://schemas.microsoft.com/office/word/2015/wordml/symex" xmlns:wpg="http://schemas.microsoft.com/office/word/2010/wordprocessingGroup" xmlns:wpi="http://schemas.microsoft.com/office/word/2010/wordprocessingInk" xmlns:wne="http://schemas.microsoft.com/office/word/2006/wordml" xmlns:wps="http://schemas.microsoft.com/office/word/2010/wordprocessingShape" mc:Ignorable="w14 w15 w16se w16cid w16 w16cex w16sdtdh w16du wp14">
+<w:hdr xmlns:wpc="http://schemas.microsoft.com/office/word/2010/wordprocessingCanvas" xmlns:cx="http://schemas.microsoft.com/office/drawing/2014/chartex" xmlns:cx1="http://schemas.microsoft.com/office/drawing/2015/9/8/chartex" xmlns:cx2="http://schemas.microsoft.com/office/drawing/2015/10/21/chartex" xmlns:cx3="http://schemas.microsoft.com/office/drawing/2016/5/9/chartex" xmlns:cx4="http://schemas.microsoft.com/office/drawing/2016/5/10/chartex" xmlns:cx5="http://schemas.microsoft.com/office/drawing/2016/5/11/chartex" xmlns:cx6="http://schemas.microsoft.com/office/drawing/2016/5/12/chartex" xmlns:cx7="http://schemas.microsoft.com/office/drawing/2016/5/13/chartex" xmlns:cx8="http://schemas.microsoft.com/office/drawing/2016/5/14/chartex" xmlns:mc="http://schemas.openxmlformats.org/markup-compatibility/2006" xmlns:aink="http://schemas.microsoft.com/office/drawing/2016/ink" xmlns:am3d="http://schemas.microsoft.com/office/drawing/2017/model3d" xmlns:o="urn:schemas-microsoft-com:office:office" xmlns:oel="http://schemas.microsoft.com/office/2019/extlst" xmlns:r="http://schemas.openxmlformats.org/officeDocument/2006/relationships" xmlns:m="http://schemas.openxmlformats.org/officeDocument/2006/math" xmlns:v="urn:schemas-microsoft-com:vml" xmlns:wp14="http://schemas.microsoft.com/office/word/2010/wordprocessingDrawing" xmlns:wp="http://schemas.openxmlformats.org/drawingml/2006/wordprocessingDrawing" xmlns:w10="urn:schemas-microsoft-com:office:word" xmlns:w="http://schemas.openxmlformats.org/wordprocessingml/2006/main" xmlns:w14="http://schemas.microsoft.com/office/word/2010/wordml" xmlns:w15="http://schemas.microsoft.com/office/word/2012/wordml" xmlns:w16cex="http://schemas.microsoft.com/office/word/2018/wordml/cex" xmlns:w16cid="http://schemas.microsoft.com/office/word/2016/wordml/cid" xmlns:w16="http://schemas.microsoft.com/office/word/2018/wordml" xmlns:w16du="http://schemas.microsoft.com/office/word/2023/wordml/word16du" xmlns:w16sdtdh="http://schemas.microsoft.com/office/word/2020/wordml/sdtdatahash" xmlns:w16sdtfl="http://schemas.microsoft.com/office/word/2024/wordml/sdtformatlock" xmlns:w16se="http://schemas.microsoft.com/office/word/2015/wordml/symex" xmlns:wpg="http://schemas.microsoft.com/office/word/2010/wordprocessingGroup" xmlns:wpi="http://schemas.microsoft.com/office/word/2010/wordprocessingInk" xmlns:wne="http://schemas.microsoft.com/office/word/2006/wordml" xmlns:wps="http://schemas.microsoft.com/office/word/2010/wordprocessingShape" mc:Ignorable="w14 w15 w16se w16cid w16 w16cex w16sdtdh w16sdtfl w16du wp14">
   <w:p>
     <w:pPr>
       <w:pStyle w:val="Header"/>
@@ -7307,7 +7376,7 @@
 </file>
 
 <file path=word/numbering.xml><?xml version="1.0" encoding="utf-8"?>
-<w:numbering xmlns:wpc="http://schemas.microsoft.com/office/word/2010/wordprocessingCanvas" xmlns:cx="http://schemas.microsoft.com/office/drawing/2014/chartex" xmlns:cx1="http://schemas.microsoft.com/office/drawing/2015/9/8/chartex" xmlns:cx2="http://schemas.microsoft.com/office/drawing/2015/10/21/chartex" xmlns:cx3="http://schemas.microsoft.com/office/drawing/2016/5/9/chartex" xmlns:cx4="http://schemas.microsoft.com/office/drawing/2016/5/10/chartex" xmlns:cx5="http://schemas.microsoft.com/office/drawing/2016/5/11/chartex" xmlns:cx6="http://schemas.microsoft.com/office/drawing/2016/5/12/chartex" xmlns:cx7="http://schemas.microsoft.com/office/drawing/2016/5/13/chartex" xmlns:cx8="http://schemas.microsoft.com/office/drawing/2016/5/14/chartex" xmlns:mc="http://schemas.openxmlformats.org/markup-compatibility/2006" xmlns:aink="http://schemas.microsoft.com/office/drawing/2016/ink" xmlns:am3d="http://schemas.microsoft.com/office/drawing/2017/model3d" xmlns:o="urn:schemas-microsoft-com:office:office" xmlns:oel="http://schemas.microsoft.com/office/2019/extlst" xmlns:r="http://schemas.openxmlformats.org/officeDocument/2006/relationships" xmlns:m="http://schemas.openxmlformats.org/officeDocument/2006/math" xmlns:v="urn:schemas-microsoft-com:vml" xmlns:wp14="http://schemas.microsoft.com/office/word/2010/wordprocessingDrawing" xmlns:wp="http://schemas.openxmlformats.org/drawingml/2006/wordprocessingDrawing" xmlns:w10="urn:schemas-microsoft-com:office:word" xmlns:w="http://schemas.openxmlformats.org/wordprocessingml/2006/main" xmlns:w14="http://schemas.microsoft.com/office/word/2010/wordml" xmlns:w15="http://schemas.microsoft.com/office/word/2012/wordml" xmlns:w16cex="http://schemas.microsoft.com/office/word/2018/wordml/cex" xmlns:w16cid="http://schemas.microsoft.com/office/word/2016/wordml/cid" xmlns:w16="http://schemas.microsoft.com/office/word/2018/wordml" xmlns:w16du="http://schemas.microsoft.com/office/word/2023/wordml/word16du" xmlns:w16sdtdh="http://schemas.microsoft.com/office/word/2020/wordml/sdtdatahash" xmlns:w16se="http://schemas.microsoft.com/office/word/2015/wordml/symex" xmlns:wpg="http://schemas.microsoft.com/office/word/2010/wordprocessingGroup" xmlns:wpi="http://schemas.microsoft.com/office/word/2010/wordprocessingInk" xmlns:wne="http://schemas.microsoft.com/office/word/2006/wordml" xmlns:wps="http://schemas.microsoft.com/office/word/2010/wordprocessingShape" mc:Ignorable="w14 w15 w16se w16cid w16 w16cex w16sdtdh w16du wp14">
+<w:numbering xmlns:wpc="http://schemas.microsoft.com/office/word/2010/wordprocessingCanvas" xmlns:cx="http://schemas.microsoft.com/office/drawing/2014/chartex" xmlns:cx1="http://schemas.microsoft.com/office/drawing/2015/9/8/chartex" xmlns:cx2="http://schemas.microsoft.com/office/drawing/2015/10/21/chartex" xmlns:cx3="http://schemas.microsoft.com/office/drawing/2016/5/9/chartex" xmlns:cx4="http://schemas.microsoft.com/office/drawing/2016/5/10/chartex" xmlns:cx5="http://schemas.microsoft.com/office/drawing/2016/5/11/chartex" xmlns:cx6="http://schemas.microsoft.com/office/drawing/2016/5/12/chartex" xmlns:cx7="http://schemas.microsoft.com/office/drawing/2016/5/13/chartex" xmlns:cx8="http://schemas.microsoft.com/office/drawing/2016/5/14/chartex" xmlns:mc="http://schemas.openxmlformats.org/markup-compatibility/2006" xmlns:aink="http://schemas.microsoft.com/office/drawing/2016/ink" xmlns:am3d="http://schemas.microsoft.com/office/drawing/2017/model3d" xmlns:o="urn:schemas-microsoft-com:office:office" xmlns:oel="http://schemas.microsoft.com/office/2019/extlst" xmlns:r="http://schemas.openxmlformats.org/officeDocument/2006/relationships" xmlns:m="http://schemas.openxmlformats.org/officeDocument/2006/math" xmlns:v="urn:schemas-microsoft-com:vml" xmlns:wp14="http://schemas.microsoft.com/office/word/2010/wordprocessingDrawing" xmlns:wp="http://schemas.openxmlformats.org/drawingml/2006/wordprocessingDrawing" xmlns:w10="urn:schemas-microsoft-com:office:word" xmlns:w="http://schemas.openxmlformats.org/wordprocessingml/2006/main" xmlns:w14="http://schemas.microsoft.com/office/word/2010/wordml" xmlns:w15="http://schemas.microsoft.com/office/word/2012/wordml" xmlns:w16cex="http://schemas.microsoft.com/office/word/2018/wordml/cex" xmlns:w16cid="http://schemas.microsoft.com/office/word/2016/wordml/cid" xmlns:w16="http://schemas.microsoft.com/office/word/2018/wordml" xmlns:w16du="http://schemas.microsoft.com/office/word/2023/wordml/word16du" xmlns:w16sdtdh="http://schemas.microsoft.com/office/word/2020/wordml/sdtdatahash" xmlns:w16sdtfl="http://schemas.microsoft.com/office/word/2024/wordml/sdtformatlock" xmlns:w16se="http://schemas.microsoft.com/office/word/2015/wordml/symex" xmlns:wpg="http://schemas.microsoft.com/office/word/2010/wordprocessingGroup" xmlns:wpi="http://schemas.microsoft.com/office/word/2010/wordprocessingInk" xmlns:wne="http://schemas.microsoft.com/office/word/2006/wordml" xmlns:wps="http://schemas.microsoft.com/office/word/2010/wordprocessingShape" mc:Ignorable="w14 w15 w16se w16cid w16 w16cex w16sdtdh w16sdtfl w16du wp14">
   <w:abstractNum w:abstractNumId="0" w15:restartNumberingAfterBreak="0">
     <w:nsid w:val="1A735E66"/>
     <w:multiLevelType w:val="hybridMultilevel"/>
@@ -7871,7 +7940,7 @@
 </file>
 
 <file path=word/styles.xml><?xml version="1.0" encoding="utf-8"?>
-<w:styles xmlns:mc="http://schemas.openxmlformats.org/markup-compatibility/2006" xmlns:r="http://schemas.openxmlformats.org/officeDocument/2006/relationships" xmlns:w="http://schemas.openxmlformats.org/wordprocessingml/2006/main" xmlns:w14="http://schemas.microsoft.com/office/word/2010/wordml" xmlns:w15="http://schemas.microsoft.com/office/word/2012/wordml" xmlns:w16cex="http://schemas.microsoft.com/office/word/2018/wordml/cex" xmlns:w16cid="http://schemas.microsoft.com/office/word/2016/wordml/cid" xmlns:w16="http://schemas.microsoft.com/office/word/2018/wordml" xmlns:w16du="http://schemas.microsoft.com/office/word/2023/wordml/word16du" xmlns:w16sdtdh="http://schemas.microsoft.com/office/word/2020/wordml/sdtdatahash" xmlns:w16se="http://schemas.microsoft.com/office/word/2015/wordml/symex" mc:Ignorable="w14 w15 w16se w16cid w16 w16cex w16sdtdh w16du">
+<w:styles xmlns:mc="http://schemas.openxmlformats.org/markup-compatibility/2006" xmlns:r="http://schemas.openxmlformats.org/officeDocument/2006/relationships" xmlns:w="http://schemas.openxmlformats.org/wordprocessingml/2006/main" xmlns:w14="http://schemas.microsoft.com/office/word/2010/wordml" xmlns:w15="http://schemas.microsoft.com/office/word/2012/wordml" xmlns:w16cex="http://schemas.microsoft.com/office/word/2018/wordml/cex" xmlns:w16cid="http://schemas.microsoft.com/office/word/2016/wordml/cid" xmlns:w16="http://schemas.microsoft.com/office/word/2018/wordml" xmlns:w16du="http://schemas.microsoft.com/office/word/2023/wordml/word16du" xmlns:w16sdtdh="http://schemas.microsoft.com/office/word/2020/wordml/sdtdatahash" xmlns:w16sdtfl="http://schemas.microsoft.com/office/word/2024/wordml/sdtformatlock" xmlns:w16se="http://schemas.microsoft.com/office/word/2015/wordml/symex" mc:Ignorable="w14 w15 w16se w16cid w16 w16cex w16sdtdh w16sdtfl w16du">
   <w:docDefaults>
     <w:rPrDefault>
       <w:rPr>
@@ -8321,6 +8390,7 @@
   <w:style w:type="character" w:default="1" w:styleId="DefaultParagraphFont">
     <w:name w:val="Default Paragraph Font"/>
     <w:uiPriority w:val="1"/>
+    <w:semiHidden/>
     <w:unhideWhenUsed/>
   </w:style>
   <w:style w:type="table" w:default="1" w:styleId="TableNormal">

--- a/02. Hồ sơ khoa học đề cương - MẪU/06. BB họp thông qua đề cương.docx
+++ b/02. Hồ sơ khoa học đề cương - MẪU/06. BB họp thông qua đề cương.docx
@@ -1535,8 +1535,164 @@
           <w:szCs w:val="28"/>
           <w:lang w:val="fr-FR"/>
         </w:rPr>
-        <w:t>P</w:t>
-      </w:r>
+        <w:t>{{CHU_TICH_HD_KHOA_HOC}} - Chủ tịch Hội đồng điều khiển phiên họp</w:t>
+      </w:r>
+    </w:p>
+    <w:p>
+      <w:pPr>
+        <w:pStyle w:val="BodyTextIndent2"/>
+        <w:spacing w:line="360" w:lineRule="auto"/>
+        <w:ind w:firstLine="0"/>
+        <w:rPr>
+          <w:rFonts w:ascii="Times New Roman" w:hAnsi="Times New Roman" w:cs="Times New Roman"/>
+          <w:bCs/>
+          <w:sz w:val="28"/>
+          <w:szCs w:val="28"/>
+          <w:lang w:val="fr-FR"/>
+        </w:rPr>
+      </w:pPr>
+      <w:r>
+        <w:rPr>
+          <w:rFonts w:ascii="Times New Roman" w:hAnsi="Times New Roman" w:cs="Times New Roman"/>
+          <w:bCs/>
+          <w:sz w:val="28"/>
+          <w:szCs w:val="28"/>
+          <w:lang w:val="fr-FR"/>
+        </w:rPr>
+        <w:t>Đại diện ban chủ nhiệm đề tài trình bày báo cáo tóm tắt</w:t>
+      </w:r>
+      <w:r>
+        <w:rPr>
+          <w:rFonts w:ascii="Times New Roman" w:hAnsi="Times New Roman" w:cs="Times New Roman"/>
+          <w:bCs/>
+          <w:sz w:val="28"/>
+          <w:szCs w:val="28"/>
+          <w:lang w:val="fr-FR"/>
+        </w:rPr>
+        <w:t xml:space="preserve"> đề cương nghiên cứu</w:t>
+      </w:r>
+      <w:r>
+        <w:rPr>
+          <w:rFonts w:ascii="Times New Roman" w:hAnsi="Times New Roman" w:cs="Times New Roman"/>
+          <w:bCs/>
+          <w:sz w:val="28"/>
+          <w:szCs w:val="28"/>
+          <w:lang w:val="fr-FR"/>
+        </w:rPr>
+        <w:t>.</w:t>
+      </w:r>
+    </w:p>
+    <w:p>
+      <w:pPr>
+        <w:pStyle w:val="BodyTextIndent2"/>
+        <w:spacing w:line="360" w:lineRule="auto"/>
+        <w:ind w:firstLine="0"/>
+        <w:rPr>
+          <w:rFonts w:ascii="Times New Roman" w:hAnsi="Times New Roman" w:cs="Times New Roman"/>
+          <w:bCs/>
+          <w:sz w:val="28"/>
+          <w:szCs w:val="28"/>
+          <w:lang w:val="fr-FR"/>
+        </w:rPr>
+      </w:pPr>
+      <w:r>
+        <w:rPr>
+          <w:rFonts w:ascii="Times New Roman" w:hAnsi="Times New Roman" w:cs="Times New Roman"/>
+          <w:bCs/>
+          <w:sz w:val="28"/>
+          <w:szCs w:val="28"/>
+          <w:lang w:val="fr-FR"/>
+        </w:rPr>
+        <w:t>Các phản biện đọc nhận xét</w:t>
+      </w:r>
+      <w:r>
+        <w:rPr>
+          <w:rFonts w:ascii="Times New Roman" w:hAnsi="Times New Roman" w:cs="Times New Roman"/>
+          <w:bCs/>
+          <w:sz w:val="28"/>
+          <w:szCs w:val="28"/>
+          <w:lang w:val="fr-FR"/>
+        </w:rPr>
+        <w:t>.</w:t>
+      </w:r>
+    </w:p>
+    <w:p>
+      <w:pPr>
+        <w:pStyle w:val="BodyTextIndent2"/>
+        <w:spacing w:line="360" w:lineRule="auto"/>
+        <w:ind w:firstLine="0"/>
+        <w:rPr>
+          <w:rFonts w:ascii="Times New Roman" w:hAnsi="Times New Roman" w:cs="Times New Roman"/>
+          <w:bCs/>
+          <w:sz w:val="28"/>
+          <w:szCs w:val="28"/>
+          <w:lang w:val="fr-FR"/>
+        </w:rPr>
+      </w:pPr>
+      <w:r>
+        <w:rPr>
+          <w:rFonts w:ascii="Times New Roman" w:hAnsi="Times New Roman" w:cs="Times New Roman"/>
+          <w:bCs/>
+          <w:sz w:val="28"/>
+          <w:szCs w:val="28"/>
+          <w:lang w:val="fr-FR"/>
+        </w:rPr>
+        <w:t>Các</w:t>
+      </w:r>
+      <w:r>
+        <w:rPr>
+          <w:rFonts w:ascii="Times New Roman" w:hAnsi="Times New Roman" w:cs="Times New Roman"/>
+          <w:bCs/>
+          <w:sz w:val="28"/>
+          <w:szCs w:val="28"/>
+          <w:lang w:val="fr-FR"/>
+        </w:rPr>
+        <w:t xml:space="preserve"> thành viên trong Hội đồng và những người tham dự buổi xét duyệt đề cương đã thảo luận về kết quả </w:t>
+      </w:r>
+      <w:r>
+        <w:rPr>
+          <w:rFonts w:ascii="Times New Roman" w:hAnsi="Times New Roman" w:cs="Times New Roman"/>
+          <w:bCs/>
+          <w:sz w:val="28"/>
+          <w:szCs w:val="28"/>
+          <w:lang w:val="fr-FR"/>
+        </w:rPr>
+        <w:t xml:space="preserve">nghiên cứu của đề tài, sau đó Hội đồng đã họp </w:t>
+      </w:r>
+      <w:r>
+        <w:rPr>
+          <w:rFonts w:ascii="Times New Roman" w:hAnsi="Times New Roman" w:cs="Times New Roman"/>
+          <w:bCs/>
+          <w:sz w:val="28"/>
+          <w:szCs w:val="28"/>
+          <w:lang w:val="fr-FR"/>
+        </w:rPr>
+        <w:t>riêng và đi đến nhất trí kết luận</w:t>
+      </w:r>
+      <w:r>
+        <w:rPr>
+          <w:rFonts w:ascii="Times New Roman" w:hAnsi="Times New Roman" w:cs="Times New Roman"/>
+          <w:bCs/>
+          <w:sz w:val="28"/>
+          <w:szCs w:val="28"/>
+          <w:lang w:val="fr-FR"/>
+        </w:rPr>
+        <w:t>.</w:t>
+      </w:r>
+    </w:p>
+    <w:p>
+      <w:pPr>
+        <w:pStyle w:val="BodyTextIndent2"/>
+        <w:spacing w:line="360" w:lineRule="auto"/>
+        <w:ind w:firstLine="0"/>
+        <w:rPr>
+          <w:rFonts w:ascii="Times New Roman" w:hAnsi="Times New Roman" w:cs="Times New Roman"/>
+          <w:bCs/>
+          <w:sz w:val="28"/>
+          <w:szCs w:val="28"/>
+          <w:lang w:val="fr-FR"/>
+        </w:rPr>
+      </w:pPr>
       <w:r>
         <w:rPr>
           <w:rFonts w:ascii="Times New Roman" w:hAnsi="Times New Roman" w:cs="Times New Roman"/>
@@ -1546,7 +1702,27 @@
           <w:szCs w:val="28"/>
           <w:lang w:val="fr-FR"/>
         </w:rPr>
-        <w:t>G</w:t>
+        <w:t>Kết luận:</w:t>
+      </w:r>
+      <w:r>
+        <w:rPr>
+          <w:rFonts w:ascii="Times New Roman" w:hAnsi="Times New Roman" w:cs="Times New Roman"/>
+          <w:bCs/>
+          <w:sz w:val="28"/>
+          <w:szCs w:val="28"/>
+          <w:lang w:val="fr-FR"/>
+        </w:rPr>
+        <w:t xml:space="preserve"> Hội đồng thống nhất</w:t>
+      </w:r>
+      <w:r>
+        <w:rPr>
+          <w:rFonts w:ascii="Times New Roman" w:hAnsi="Times New Roman" w:cs="Times New Roman"/>
+          <w:bCs/>
+          <w:sz w:val="28"/>
+          <w:szCs w:val="28"/>
+          <w:lang w:val="fr-FR"/>
+        </w:rPr>
+        <w:t xml:space="preserve"> </w:t>
       </w:r>
       <w:r>
         <w:rPr>
@@ -1557,281 +1733,6 @@
           <w:szCs w:val="28"/>
           <w:lang w:val="fr-FR"/>
         </w:rPr>
-        <w:t>s</w:t>
-      </w:r>
-      <w:r>
-        <w:rPr>
-          <w:rFonts w:ascii="Times New Roman" w:hAnsi="Times New Roman" w:cs="Times New Roman"/>
-          <w:b/>
-          <w:bCs/>
-          <w:sz w:val="28"/>
-          <w:szCs w:val="28"/>
-          <w:lang w:val="fr-FR"/>
-        </w:rPr>
-        <w:t>. T</w:t>
-      </w:r>
-      <w:r>
-        <w:rPr>
-          <w:rFonts w:ascii="Times New Roman" w:hAnsi="Times New Roman" w:cs="Times New Roman"/>
-          <w:b/>
-          <w:bCs/>
-          <w:sz w:val="28"/>
-          <w:szCs w:val="28"/>
-          <w:lang w:val="fr-FR"/>
-        </w:rPr>
-        <w:t>s</w:t>
-      </w:r>
-      <w:r>
-        <w:rPr>
-          <w:rFonts w:ascii="Times New Roman" w:hAnsi="Times New Roman" w:cs="Times New Roman"/>
-          <w:b/>
-          <w:bCs/>
-          <w:sz w:val="28"/>
-          <w:szCs w:val="28"/>
-          <w:lang w:val="fr-FR"/>
-        </w:rPr>
-        <w:t>.</w:t>
-      </w:r>
-      <w:r>
-        <w:rPr>
-          <w:rFonts w:ascii="Times New Roman" w:hAnsi="Times New Roman" w:cs="Times New Roman"/>
-          <w:b/>
-          <w:bCs/>
-          <w:sz w:val="28"/>
-          <w:szCs w:val="28"/>
-          <w:lang w:val="fr-FR"/>
-        </w:rPr>
-        <w:t xml:space="preserve"> </w:t>
-      </w:r>
-      <w:r>
-        <w:rPr>
-          <w:rFonts w:ascii="Times New Roman" w:hAnsi="Times New Roman" w:cs="Times New Roman"/>
-          <w:b/>
-          <w:bCs/>
-          <w:sz w:val="28"/>
-          <w:szCs w:val="28"/>
-          <w:lang w:val="fr-FR"/>
-        </w:rPr>
-        <w:t>Hoàng</w:t>
-      </w:r>
-      <w:r>
-        <w:rPr>
-          <w:rFonts w:ascii="Times New Roman" w:hAnsi="Times New Roman" w:cs="Times New Roman"/>
-          <w:b/>
-          <w:bCs/>
-          <w:sz w:val="28"/>
-          <w:szCs w:val="28"/>
-          <w:lang w:val="vi-VN"/>
-        </w:rPr>
-        <w:t xml:space="preserve"> Thị Thanh</w:t>
-      </w:r>
-      <w:r>
-        <w:rPr>
-          <w:rFonts w:ascii="Times New Roman" w:hAnsi="Times New Roman" w:cs="Times New Roman"/>
-          <w:b/>
-          <w:bCs/>
-          <w:sz w:val="28"/>
-          <w:szCs w:val="28"/>
-          <w:lang w:val="fr-FR"/>
-        </w:rPr>
-        <w:t xml:space="preserve"> - Chủ tịch Hội đồng điều khiển phiên họp</w:t>
-      </w:r>
-    </w:p>
-    <w:p>
-      <w:pPr>
-        <w:pStyle w:val="BodyTextIndent2"/>
-        <w:spacing w:line="360" w:lineRule="auto"/>
-        <w:ind w:firstLine="0"/>
-        <w:rPr>
-          <w:rFonts w:ascii="Times New Roman" w:hAnsi="Times New Roman" w:cs="Times New Roman"/>
-          <w:bCs/>
-          <w:sz w:val="28"/>
-          <w:szCs w:val="28"/>
-          <w:lang w:val="fr-FR"/>
-        </w:rPr>
-      </w:pPr>
-      <w:r>
-        <w:rPr>
-          <w:rFonts w:ascii="Times New Roman" w:hAnsi="Times New Roman" w:cs="Times New Roman"/>
-          <w:bCs/>
-          <w:sz w:val="28"/>
-          <w:szCs w:val="28"/>
-          <w:lang w:val="fr-FR"/>
-        </w:rPr>
-        <w:t>Đại diện ban chủ nhiệm đề tài trình bày báo cáo tóm tắt</w:t>
-      </w:r>
-      <w:r>
-        <w:rPr>
-          <w:rFonts w:ascii="Times New Roman" w:hAnsi="Times New Roman" w:cs="Times New Roman"/>
-          <w:bCs/>
-          <w:sz w:val="28"/>
-          <w:szCs w:val="28"/>
-          <w:lang w:val="fr-FR"/>
-        </w:rPr>
-        <w:t xml:space="preserve"> đề cương nghiên cứu</w:t>
-      </w:r>
-      <w:r>
-        <w:rPr>
-          <w:rFonts w:ascii="Times New Roman" w:hAnsi="Times New Roman" w:cs="Times New Roman"/>
-          <w:bCs/>
-          <w:sz w:val="28"/>
-          <w:szCs w:val="28"/>
-          <w:lang w:val="fr-FR"/>
-        </w:rPr>
-        <w:t>.</w:t>
-      </w:r>
-    </w:p>
-    <w:p>
-      <w:pPr>
-        <w:pStyle w:val="BodyTextIndent2"/>
-        <w:spacing w:line="360" w:lineRule="auto"/>
-        <w:ind w:firstLine="0"/>
-        <w:rPr>
-          <w:rFonts w:ascii="Times New Roman" w:hAnsi="Times New Roman" w:cs="Times New Roman"/>
-          <w:bCs/>
-          <w:sz w:val="28"/>
-          <w:szCs w:val="28"/>
-          <w:lang w:val="fr-FR"/>
-        </w:rPr>
-      </w:pPr>
-      <w:r>
-        <w:rPr>
-          <w:rFonts w:ascii="Times New Roman" w:hAnsi="Times New Roman" w:cs="Times New Roman"/>
-          <w:bCs/>
-          <w:sz w:val="28"/>
-          <w:szCs w:val="28"/>
-          <w:lang w:val="fr-FR"/>
-        </w:rPr>
-        <w:t>Các phản biện đọc nhận xét</w:t>
-      </w:r>
-      <w:r>
-        <w:rPr>
-          <w:rFonts w:ascii="Times New Roman" w:hAnsi="Times New Roman" w:cs="Times New Roman"/>
-          <w:bCs/>
-          <w:sz w:val="28"/>
-          <w:szCs w:val="28"/>
-          <w:lang w:val="fr-FR"/>
-        </w:rPr>
-        <w:t>.</w:t>
-      </w:r>
-    </w:p>
-    <w:p>
-      <w:pPr>
-        <w:pStyle w:val="BodyTextIndent2"/>
-        <w:spacing w:line="360" w:lineRule="auto"/>
-        <w:ind w:firstLine="0"/>
-        <w:rPr>
-          <w:rFonts w:ascii="Times New Roman" w:hAnsi="Times New Roman" w:cs="Times New Roman"/>
-          <w:bCs/>
-          <w:sz w:val="28"/>
-          <w:szCs w:val="28"/>
-          <w:lang w:val="fr-FR"/>
-        </w:rPr>
-      </w:pPr>
-      <w:r>
-        <w:rPr>
-          <w:rFonts w:ascii="Times New Roman" w:hAnsi="Times New Roman" w:cs="Times New Roman"/>
-          <w:bCs/>
-          <w:sz w:val="28"/>
-          <w:szCs w:val="28"/>
-          <w:lang w:val="fr-FR"/>
-        </w:rPr>
-        <w:t>Các</w:t>
-      </w:r>
-      <w:r>
-        <w:rPr>
-          <w:rFonts w:ascii="Times New Roman" w:hAnsi="Times New Roman" w:cs="Times New Roman"/>
-          <w:bCs/>
-          <w:sz w:val="28"/>
-          <w:szCs w:val="28"/>
-          <w:lang w:val="fr-FR"/>
-        </w:rPr>
-        <w:t xml:space="preserve"> thành viên trong Hội đồng và những người tham dự buổi xét duyệt đề cương đã thảo luận về kết quả </w:t>
-      </w:r>
-      <w:r>
-        <w:rPr>
-          <w:rFonts w:ascii="Times New Roman" w:hAnsi="Times New Roman" w:cs="Times New Roman"/>
-          <w:bCs/>
-          <w:sz w:val="28"/>
-          <w:szCs w:val="28"/>
-          <w:lang w:val="fr-FR"/>
-        </w:rPr>
-        <w:t xml:space="preserve">nghiên cứu của đề tài, sau đó Hội đồng đã họp </w:t>
-      </w:r>
-      <w:r>
-        <w:rPr>
-          <w:rFonts w:ascii="Times New Roman" w:hAnsi="Times New Roman" w:cs="Times New Roman"/>
-          <w:bCs/>
-          <w:sz w:val="28"/>
-          <w:szCs w:val="28"/>
-          <w:lang w:val="fr-FR"/>
-        </w:rPr>
-        <w:t>riêng và đi đến nhất trí kết luận</w:t>
-      </w:r>
-      <w:r>
-        <w:rPr>
-          <w:rFonts w:ascii="Times New Roman" w:hAnsi="Times New Roman" w:cs="Times New Roman"/>
-          <w:bCs/>
-          <w:sz w:val="28"/>
-          <w:szCs w:val="28"/>
-          <w:lang w:val="fr-FR"/>
-        </w:rPr>
-        <w:t>.</w:t>
-      </w:r>
-    </w:p>
-    <w:p>
-      <w:pPr>
-        <w:pStyle w:val="BodyTextIndent2"/>
-        <w:spacing w:line="360" w:lineRule="auto"/>
-        <w:ind w:firstLine="0"/>
-        <w:rPr>
-          <w:rFonts w:ascii="Times New Roman" w:hAnsi="Times New Roman" w:cs="Times New Roman"/>
-          <w:bCs/>
-          <w:sz w:val="28"/>
-          <w:szCs w:val="28"/>
-          <w:lang w:val="fr-FR"/>
-        </w:rPr>
-      </w:pPr>
-      <w:r>
-        <w:rPr>
-          <w:rFonts w:ascii="Times New Roman" w:hAnsi="Times New Roman" w:cs="Times New Roman"/>
-          <w:b/>
-          <w:bCs/>
-          <w:sz w:val="28"/>
-          <w:szCs w:val="28"/>
-          <w:lang w:val="fr-FR"/>
-        </w:rPr>
-        <w:t>Kết luận:</w:t>
-      </w:r>
-      <w:r>
-        <w:rPr>
-          <w:rFonts w:ascii="Times New Roman" w:hAnsi="Times New Roman" w:cs="Times New Roman"/>
-          <w:bCs/>
-          <w:sz w:val="28"/>
-          <w:szCs w:val="28"/>
-          <w:lang w:val="fr-FR"/>
-        </w:rPr>
-        <w:t xml:space="preserve"> Hội đồng thống nhất</w:t>
-      </w:r>
-      <w:r>
-        <w:rPr>
-          <w:rFonts w:ascii="Times New Roman" w:hAnsi="Times New Roman" w:cs="Times New Roman"/>
-          <w:bCs/>
-          <w:sz w:val="28"/>
-          <w:szCs w:val="28"/>
-          <w:lang w:val="fr-FR"/>
-        </w:rPr>
-        <w:t xml:space="preserve"> </w:t>
-      </w:r>
-      <w:r>
-        <w:rPr>
-          <w:rFonts w:ascii="Times New Roman" w:hAnsi="Times New Roman" w:cs="Times New Roman"/>
-          <w:b/>
-          <w:bCs/>
-          <w:sz w:val="28"/>
-          <w:szCs w:val="28"/>
-          <w:lang w:val="fr-FR"/>
-        </w:rPr>
         <w:t>thông qua đề cương</w:t>
       </w:r>
       <w:r>
@@ -1842,18 +1743,7 @@
           <w:szCs w:val="28"/>
           <w:lang w:val="fr-FR"/>
         </w:rPr>
-        <w:t xml:space="preserve">. Tuy nhiên cần sửa theo ý kiến góp ý cụ thể của từng thành viên của Hội đồng đã nêu ở trên, tập trung vào </w:t>
-      </w:r>
-      <w:r>
-        <w:rPr>
-          <w:rFonts w:ascii="Times New Roman" w:hAnsi="Times New Roman" w:cs="Times New Roman"/>
-          <w:bCs/>
-          <w:sz w:val="28"/>
-          <w:szCs w:val="28"/>
-          <w:lang w:val="fr-FR"/>
-        </w:rPr>
-        <w:lastRenderedPageBreak/>
-        <w:t>một số điểm như sau:</w:t>
+        <w:t>. Tuy nhiên cần sửa theo ý kiến góp ý cụ thể của từng thành viên của Hội đồng đã nêu ở trên, tập trung vào một số điểm như sau:</w:t>
       </w:r>
     </w:p>
     <w:p>
@@ -1919,6 +1809,7 @@
           <w:szCs w:val="26"/>
           <w:lang w:val="vi-VN"/>
         </w:rPr>
+        <w:lastRenderedPageBreak/>
         <w:t>1.</w:t>
       </w:r>
       <w:r>
@@ -2591,31 +2482,31 @@
           <w:szCs w:val="26"/>
           <w:lang w:val="vi-VN"/>
         </w:rPr>
+        <w:t>1.2. Mức độ rõ ràng, tính khoa học, cụ thể của việc luận giải về tính cấp thiết của đề tài. Mức độ rõ ràng của mục tiêu nghiên cứu.</w:t>
+      </w:r>
+    </w:p>
+    <w:p>
+      <w:pPr>
+        <w:tabs>
+          <w:tab w:val="left" w:leader="dot" w:pos="9072"/>
+        </w:tabs>
+        <w:spacing w:line="360" w:lineRule="auto"/>
+        <w:jc w:val="both"/>
+        <w:rPr>
+          <w:bCs/>
+          <w:sz w:val="26"/>
+          <w:szCs w:val="26"/>
+          <w:lang w:val="vi-VN"/>
+        </w:rPr>
+      </w:pPr>
+      <w:r>
+        <w:rPr>
+          <w:bCs/>
+          <w:sz w:val="26"/>
+          <w:szCs w:val="26"/>
+          <w:lang w:val="vi-VN"/>
+        </w:rPr>
         <w:lastRenderedPageBreak/>
-        <w:t>1.2. Mức độ rõ ràng, tính khoa học, cụ thể của việc luận giải về tính cấp thiết của đề tài. Mức độ rõ ràng của mục tiêu nghiên cứu.</w:t>
-      </w:r>
-    </w:p>
-    <w:p>
-      <w:pPr>
-        <w:tabs>
-          <w:tab w:val="left" w:leader="dot" w:pos="9072"/>
-        </w:tabs>
-        <w:spacing w:line="360" w:lineRule="auto"/>
-        <w:jc w:val="both"/>
-        <w:rPr>
-          <w:bCs/>
-          <w:sz w:val="26"/>
-          <w:szCs w:val="26"/>
-          <w:lang w:val="vi-VN"/>
-        </w:rPr>
-      </w:pPr>
-      <w:r>
-        <w:rPr>
-          <w:bCs/>
-          <w:sz w:val="26"/>
-          <w:szCs w:val="26"/>
-          <w:lang w:val="vi-VN"/>
-        </w:rPr>
         <w:tab/>
       </w:r>
     </w:p>
@@ -3280,7 +3171,16 @@
           <w:szCs w:val="26"/>
           <w:lang w:val="vi-VN"/>
         </w:rPr>
-        <w:t>2.2. Tính đầy đủ, phù hợp, khoa học và logic của phương pháp nghiên cứu tương ứng để đạt mục tiêu của đề tài.</w:t>
+        <w:t xml:space="preserve">2.2. Tính đầy đủ, phù hợp, khoa học và logic của phương pháp nghiên cứu tương ứng </w:t>
+      </w:r>
+      <w:r>
+        <w:rPr>
+          <w:sz w:val="26"/>
+          <w:szCs w:val="26"/>
+          <w:lang w:val="vi-VN"/>
+        </w:rPr>
+        <w:lastRenderedPageBreak/>
+        <w:t>để đạt mục tiêu của đề tài.</w:t>
       </w:r>
     </w:p>
     <w:p>
